--- a/docs/temas preguntas especificas.docx
+++ b/docs/temas preguntas especificas.docx
@@ -129,7 +129,23 @@
           </w:tcPr>
           <w:p>
             <w:r>
-              <w:t>Redes de comunicaciones (Ethernet, LAN/WAN, WiFi, TCP/IP, IPv4/IPv6, routing, VLAN, NAT, ARP, ICMP...)</w:t>
+              <w:t xml:space="preserve">Redes de comunicaciones (Ethernet, LAN/WAN, </w:t>
+            </w:r>
+            <w:proofErr w:type="spellStart"/>
+            <w:r>
+              <w:t>WiFi</w:t>
+            </w:r>
+            <w:proofErr w:type="spellEnd"/>
+            <w:r>
+              <w:t xml:space="preserve">, TCP/IP, IPv4/IPv6, </w:t>
+            </w:r>
+            <w:proofErr w:type="spellStart"/>
+            <w:r>
+              <w:t>routing</w:t>
+            </w:r>
+            <w:proofErr w:type="spellEnd"/>
+            <w:r>
+              <w:t>, VLAN, NAT, ARP, ICMP...)</w:t>
             </w:r>
           </w:p>
         </w:tc>
@@ -558,7 +574,23 @@
           </w:tcPr>
           <w:p>
             <w:r>
-              <w:t>Business Intelligence, Data Warehouse y Big Data</w:t>
+              <w:t xml:space="preserve">Business </w:t>
+            </w:r>
+            <w:proofErr w:type="spellStart"/>
+            <w:r>
+              <w:t>Intelligence</w:t>
+            </w:r>
+            <w:proofErr w:type="spellEnd"/>
+            <w:r>
+              <w:t xml:space="preserve">, Data </w:t>
+            </w:r>
+            <w:proofErr w:type="spellStart"/>
+            <w:r>
+              <w:t>Warehouse</w:t>
+            </w:r>
+            <w:proofErr w:type="spellEnd"/>
+            <w:r>
+              <w:t xml:space="preserve"> y Big Data</w:t>
             </w:r>
           </w:p>
         </w:tc>
@@ -591,8 +623,13 @@
           </w:tcPr>
           <w:p>
             <w:r>
-              <w:t>Inteligencia Artificial y Machine Learning</w:t>
-            </w:r>
+              <w:t xml:space="preserve">Inteligencia Artificial y Machine </w:t>
+            </w:r>
+            <w:proofErr w:type="spellStart"/>
+            <w:r>
+              <w:t>Learning</w:t>
+            </w:r>
+            <w:proofErr w:type="spellEnd"/>
           </w:p>
         </w:tc>
       </w:tr>
@@ -624,7 +661,15 @@
           </w:tcPr>
           <w:p>
             <w:r>
-              <w:t>Desarrollo Web (HTML, CSS, JavaScript, APIs...)</w:t>
+              <w:t xml:space="preserve">Desarrollo Web (HTML, CSS, JavaScript, </w:t>
+            </w:r>
+            <w:proofErr w:type="spellStart"/>
+            <w:r>
+              <w:t>APIs</w:t>
+            </w:r>
+            <w:proofErr w:type="spellEnd"/>
+            <w:r>
+              <w:t>...)</w:t>
             </w:r>
           </w:p>
         </w:tc>
@@ -730,6 +775,23 @@
       </w:tr>
     </w:tbl>
     <w:p/>
+    <w:p>
+      <w:r>
+        <w:br w:type="page"/>
+      </w:r>
+    </w:p>
+    <w:p>
+      <w:r>
+        <w:lastRenderedPageBreak/>
+        <w:t xml:space="preserve">1 c 2 b 3 b cuatro d 5 a 6 c 7 b 8 d 9 d 10 b 11 d 12 b 13 c 14 d 15 a 16 c 17 c 18 b 19 a 20 b 21 c 22 c 23 b 24 c 25 d 26 d 27 d 28 d 29 b 30 d 31 c 32 a 33 d 34 d 35 d 36 b 37 a 38 b 39 d 40 b 41 a 42 c 43 c 44 b 45 b 46 b 47 b 48 a 49 de 50 b 51 b 52 a 53 c </w:t>
+      </w:r>
+      <w:r>
+        <w:t>5</w:t>
+      </w:r>
+      <w:r>
+        <w:t>4 c 55 b 56 a 57 c 58 c 59 a 60 d 61 d 62 b 63 c 64 a 65 c 66 d 67 b 68 c 69 c 70 b 71 c 72 b 73 a 74 c 75 b 76 a 77 c 78 c 79 a 80 d 81 b 82 c 83 b 84 c 85 b 86 b 87 b 88 c 89 d 90 c 91 c 92 b 93 c 94 b 95 c 96 c 97 a 98 c 99 d 100 d 101 b 102 a 103 a 104 a 105 b 106 c 107 c 108 d 109 b 110 d 111 c 112 d 113 a 114 c 115 b 116 d 117 a 118 c 119 c 120 d 121 b 122 c 123 d 124 c 125 c 126 c 127 d 128 a 129 c 130 c 131 b 132 c 133 d 134 c 135 a 136 a 137 d 138 b 139 c 140 c 141 b 142 c 143 a 144 b 145 d 146 a 147 b 148 a 149 c 150 c 151 d 152 d 153 a 154 a 155 de 156 de 157 b 158 a 159 c 160 a 161 b 162 a 163 b 164 a 165 b 166 c 167 c 168 c 169 a 170 b 171 d 172 b 173 c 174 b 175 a 176 b 177 c 178 b 179 a 180 d 181 b 182 c 183 d 184 b 185 a 186 a 187 b 188 d 189 b 190 c 191 c 192 b 193 194 c 195 a 196 a 197 b 198 c 199 a 200 b</w:t>
+      </w:r>
+    </w:p>
     <w:sectPr>
       <w:pgSz w:w="11907" w:h="16840" w:code="9"/>
       <w:pgMar w:top="1701" w:right="1418" w:bottom="1701" w:left="1418" w:header="567" w:footer="567" w:gutter="567"/>
@@ -1343,6 +1405,7 @@
   <w:style w:type="character" w:default="1" w:styleId="Fuentedeprrafopredeter">
     <w:name w:val="Default Paragraph Font"/>
     <w:uiPriority w:val="1"/>
+    <w:semiHidden/>
     <w:unhideWhenUsed/>
   </w:style>
   <w:style w:type="table" w:default="1" w:styleId="Tablanormal">

--- a/docs/temas preguntas especificas.docx
+++ b/docs/temas preguntas especificas.docx
@@ -129,23 +129,7 @@
           </w:tcPr>
           <w:p>
             <w:r>
-              <w:t xml:space="preserve">Redes de comunicaciones (Ethernet, LAN/WAN, </w:t>
-            </w:r>
-            <w:proofErr w:type="spellStart"/>
-            <w:r>
-              <w:t>WiFi</w:t>
-            </w:r>
-            <w:proofErr w:type="spellEnd"/>
-            <w:r>
-              <w:t xml:space="preserve">, TCP/IP, IPv4/IPv6, </w:t>
-            </w:r>
-            <w:proofErr w:type="spellStart"/>
-            <w:r>
-              <w:t>routing</w:t>
-            </w:r>
-            <w:proofErr w:type="spellEnd"/>
-            <w:r>
-              <w:t>, VLAN, NAT, ARP, ICMP...)</w:t>
+              <w:t>Redes de comunicaciones (Ethernet, LAN/WAN, WiFi, TCP/IP, IPv4/IPv6, routing, VLAN, NAT, ARP, ICMP...)</w:t>
             </w:r>
           </w:p>
         </w:tc>
@@ -574,23 +558,7 @@
           </w:tcPr>
           <w:p>
             <w:r>
-              <w:t xml:space="preserve">Business </w:t>
-            </w:r>
-            <w:proofErr w:type="spellStart"/>
-            <w:r>
-              <w:t>Intelligence</w:t>
-            </w:r>
-            <w:proofErr w:type="spellEnd"/>
-            <w:r>
-              <w:t xml:space="preserve">, Data </w:t>
-            </w:r>
-            <w:proofErr w:type="spellStart"/>
-            <w:r>
-              <w:t>Warehouse</w:t>
-            </w:r>
-            <w:proofErr w:type="spellEnd"/>
-            <w:r>
-              <w:t xml:space="preserve"> y Big Data</w:t>
+              <w:t>Business Intelligence, Data Warehouse y Big Data</w:t>
             </w:r>
           </w:p>
         </w:tc>
@@ -623,13 +591,8 @@
           </w:tcPr>
           <w:p>
             <w:r>
-              <w:t xml:space="preserve">Inteligencia Artificial y Machine </w:t>
-            </w:r>
-            <w:proofErr w:type="spellStart"/>
-            <w:r>
-              <w:t>Learning</w:t>
-            </w:r>
-            <w:proofErr w:type="spellEnd"/>
+              <w:t>Inteligencia Artificial y Machine Learning</w:t>
+            </w:r>
           </w:p>
         </w:tc>
       </w:tr>
@@ -661,15 +624,7 @@
           </w:tcPr>
           <w:p>
             <w:r>
-              <w:t xml:space="preserve">Desarrollo Web (HTML, CSS, JavaScript, </w:t>
-            </w:r>
-            <w:proofErr w:type="spellStart"/>
-            <w:r>
-              <w:t>APIs</w:t>
-            </w:r>
-            <w:proofErr w:type="spellEnd"/>
-            <w:r>
-              <w:t>...)</w:t>
+              <w:t>Desarrollo Web (HTML, CSS, JavaScript, APIs...)</w:t>
             </w:r>
           </w:p>
         </w:tc>
@@ -783,13 +738,31 @@
     <w:p>
       <w:r>
         <w:lastRenderedPageBreak/>
-        <w:t xml:space="preserve">1 c 2 b 3 b cuatro d 5 a 6 c 7 b 8 d 9 d 10 b 11 d 12 b 13 c 14 d 15 a 16 c 17 c 18 b 19 a 20 b 21 c 22 c 23 b 24 c 25 d 26 d 27 d 28 d 29 b 30 d 31 c 32 a 33 d 34 d 35 d 36 b 37 a 38 b 39 d 40 b 41 a 42 c 43 c 44 b 45 b 46 b 47 b 48 a 49 de 50 b 51 b 52 a 53 c </w:t>
+        <w:t xml:space="preserve">1 c; 2 b; 3 b; 4 d; 5 a; 6 c; 7 b; 8 d; 9 d; 10 b; 11 d; 12 b; 13 c; 14 d; 15 a; 16 c; 17 c; 18 b; 19 a; 20 b; 21 c; 22 c; 23 b; 24 c; 25 d; 26 d; 27 d; 28 d; 29 b; 30 d; 31 c; 32 a; 33 d; 34 d; 35 d; 36 b; 37 a; 38 b; 39 d; 40 b; 41 a; 42 c; 43 c; 44 b; 45 b; 46 b; 47 b; 48 a; 49 </w:t>
       </w:r>
       <w:r>
-        <w:t>5</w:t>
+        <w:t>d</w:t>
       </w:r>
       <w:r>
-        <w:t>4 c 55 b 56 a 57 c 58 c 59 a 60 d 61 d 62 b 63 c 64 a 65 c 66 d 67 b 68 c 69 c 70 b 71 c 72 b 73 a 74 c 75 b 76 a 77 c 78 c 79 a 80 d 81 b 82 c 83 b 84 c 85 b 86 b 87 b 88 c 89 d 90 c 91 c 92 b 93 c 94 b 95 c 96 c 97 a 98 c 99 d 100 d 101 b 102 a 103 a 104 a 105 b 106 c 107 c 108 d 109 b 110 d 111 c 112 d 113 a 114 c 115 b 116 d 117 a 118 c 119 c 120 d 121 b 122 c 123 d 124 c 125 c 126 c 127 d 128 a 129 c 130 c 131 b 132 c 133 d 134 c 135 a 136 a 137 d 138 b 139 c 140 c 141 b 142 c 143 a 144 b 145 d 146 a 147 b 148 a 149 c 150 c 151 d 152 d 153 a 154 a 155 de 156 de 157 b 158 a 159 c 160 a 161 b 162 a 163 b 164 a 165 b 166 c 167 c 168 c 169 a 170 b 171 d 172 b 173 c 174 b 175 a 176 b 177 c 178 b 179 a 180 d 181 b 182 c 183 d 184 b 185 a 186 a 187 b 188 d 189 b 190 c 191 c 192 b 193 194 c 195 a 196 a 197 b 198 c 199 a 200 b</w:t>
+        <w:t xml:space="preserve">; 50 b; 51 b; 52 a; 53 c; 54 c; 55 b; 56 a; 57 c; 58 c; 59 a; 60 d; 61 d; 62 b; 63 c; 64 a; 65 c; 66 d; 67 b; 68 c; 69 c; 70 b; 71 c; 72 b; 73 a; 74 c; 75 b; 76 a; 77 c; 78 c; 79 a; 80 d; 81 b; 82 c; 83 b; 84 c; 85 b; 86 b; 87 b; 88 c; 89 d; 90 c; 91 c; 92 b; 93 c; 94 b; 95 c; 96 c; 97 a; 98 c; 99 d; 100 d; 101 b; 102 a; 103 a; 104 a; 105 b; 106 c; 107 c; 108 d; 109 b; 110 d; 111 c; 112 d; 113 a; 114 c; 115 b; 116 d; 117 a; 118 c; 119 c; 120 d; 121 b; 122 c; 123 d; 124 c; 125 c; 126 c; 127 d; 128 a; 129 c; 130 c; 131 b; 132 c; 133 d; 134 c; 135 a; 136 a; 137 d; 138 b; 139 c; 140 c; 141 b; 142 c; 143 a; 144 b; 145 d; 146 a; 147 b; 148 a; 149 c; 150 c; 151 d; 152 d; 153 a; 154 a; 155 </w:t>
+      </w:r>
+      <w:r>
+        <w:t>d</w:t>
+      </w:r>
+      <w:r>
+        <w:t xml:space="preserve">; 156 </w:t>
+      </w:r>
+      <w:r>
+        <w:t>d</w:t>
+      </w:r>
+      <w:r>
+        <w:t>; 157 b; 158 a; 159 c; 160 a; 161 b; 162 a; 163 b; 164 a; 165 b; 166 c; 167 c; 168 c; 169 a; 170 b; 171 d; 172 b; 173 c; 174 b; 175 a; 176 b; 177 c; 178 b; 179 a; 180 d; 181 b; 182 c; 183 d; 184 b; 185 a; 186 a; 187 b; 188 d; 189 b; 190 c; 191 c; 192 b; 193</w:t>
+      </w:r>
+      <w:r>
+        <w:t>c</w:t>
+      </w:r>
+      <w:r>
+        <w:t>; 194 c; 195 a; 196 a; 197 b; 198 c; 199 a; 200 b;</w:t>
       </w:r>
     </w:p>
     <w:sectPr>

--- a/docs/temas preguntas especificas.docx
+++ b/docs/temas preguntas especificas.docx
@@ -129,7 +129,23 @@
           </w:tcPr>
           <w:p>
             <w:r>
-              <w:t>Redes de comunicaciones (Ethernet, LAN/WAN, WiFi, TCP/IP, IPv4/IPv6, routing, VLAN, NAT, ARP, ICMP...)</w:t>
+              <w:t xml:space="preserve">Redes de comunicaciones (Ethernet, LAN/WAN, </w:t>
+            </w:r>
+            <w:proofErr w:type="spellStart"/>
+            <w:r>
+              <w:t>WiFi</w:t>
+            </w:r>
+            <w:proofErr w:type="spellEnd"/>
+            <w:r>
+              <w:t xml:space="preserve">, TCP/IP, IPv4/IPv6, </w:t>
+            </w:r>
+            <w:proofErr w:type="spellStart"/>
+            <w:r>
+              <w:t>routing</w:t>
+            </w:r>
+            <w:proofErr w:type="spellEnd"/>
+            <w:r>
+              <w:t>, VLAN, NAT, ARP, ICMP...)</w:t>
             </w:r>
           </w:p>
         </w:tc>
@@ -558,7 +574,23 @@
           </w:tcPr>
           <w:p>
             <w:r>
-              <w:t>Business Intelligence, Data Warehouse y Big Data</w:t>
+              <w:t xml:space="preserve">Business </w:t>
+            </w:r>
+            <w:proofErr w:type="spellStart"/>
+            <w:r>
+              <w:t>Intelligence</w:t>
+            </w:r>
+            <w:proofErr w:type="spellEnd"/>
+            <w:r>
+              <w:t xml:space="preserve">, Data </w:t>
+            </w:r>
+            <w:proofErr w:type="spellStart"/>
+            <w:r>
+              <w:t>Warehouse</w:t>
+            </w:r>
+            <w:proofErr w:type="spellEnd"/>
+            <w:r>
+              <w:t xml:space="preserve"> y Big Data</w:t>
             </w:r>
           </w:p>
         </w:tc>
@@ -591,8 +623,13 @@
           </w:tcPr>
           <w:p>
             <w:r>
-              <w:t>Inteligencia Artificial y Machine Learning</w:t>
-            </w:r>
+              <w:t xml:space="preserve">Inteligencia Artificial y Machine </w:t>
+            </w:r>
+            <w:proofErr w:type="spellStart"/>
+            <w:r>
+              <w:t>Learning</w:t>
+            </w:r>
+            <w:proofErr w:type="spellEnd"/>
           </w:p>
         </w:tc>
       </w:tr>
@@ -624,7 +661,15 @@
           </w:tcPr>
           <w:p>
             <w:r>
-              <w:t>Desarrollo Web (HTML, CSS, JavaScript, APIs...)</w:t>
+              <w:t xml:space="preserve">Desarrollo Web (HTML, CSS, JavaScript, </w:t>
+            </w:r>
+            <w:proofErr w:type="spellStart"/>
+            <w:r>
+              <w:t>APIs</w:t>
+            </w:r>
+            <w:proofErr w:type="spellEnd"/>
+            <w:r>
+              <w:t>...)</w:t>
             </w:r>
           </w:p>
         </w:tc>
@@ -763,6 +808,42 @@
       </w:r>
       <w:r>
         <w:t>; 194 c; 195 a; 196 a; 197 b; 198 c; 199 a; 200 b;</w:t>
+      </w:r>
+      <w:r>
+        <w:t xml:space="preserve"> </w:t>
+      </w:r>
+      <w:r>
+        <w:t xml:space="preserve">201 b; 202 b; 203 c; 204 a; 205 d; 206 b; 207 c; 208 b; 209 c; 210 a; 211 a; 212 a; 213 b; 214 c; 215 b; 216 b; 217 b; 218 d; 219 a; 220 b; 221 b; 222 a; 223 c; 224 d; 225 c; 226 b; 227 d; 228 a; 229 c; 230 a; 231 b; 232 b; 233 c; 234 c; 235 b; 236 b; 237 c; 238 b; 239 d; 240 a; 241 c; 242 c; 243 c; 244 b; 245 a; 246 b; 247 </w:t>
+      </w:r>
+      <w:r>
+        <w:t>d</w:t>
+      </w:r>
+      <w:r>
+        <w:t xml:space="preserve">; 248 b; 249 b; 250 b; 251 d; 252 b; 253 c; 254 c; 255 d; 256 b; 257 a; 258 c; 259 b; 260 c; 261 c; 262 c; 263 d; 264 b; 265 c; 266 a; 267 b; 268 d; 269 a; 270 c; 271 c; 272 b; 273 </w:t>
+      </w:r>
+      <w:r>
+        <w:t>d</w:t>
+      </w:r>
+      <w:r>
+        <w:t>; 274 b; 275 b; 276 c; 277 d; 278 b; 279 b; 280 a; 281 b; 282 c; 283 b; 284 a; 285 a; 286 b; 287 b; 288 a; 289 b; 290 b; 291 d; 292 c; 293 b; 294 a; 295 b; 296 b; 297 a; 298 d; 299 a; 300 b; 301 b; 302 b; 303 d; 304 c; 305 c; 306 a; 307 a; 308 d; 309 a; 310 c; 311 b; 312 d; 313 d; 314 a; 315 b; 316 b; 317 a; 318 d; 319 b; 320 c; 321 b; 322 c; 323 b; 324 c; 325 a; 326 b; 327 b; 328 c; 329 b; 330 b; 331 b; 332 b; 333 c; 334 d; 335 c; 336 c; 337 b; 338 c; 339 a; 340 b; 341 b; 342 b; 343 d; 344 c; 345 c; 346 d; 347 a; 348 c; 349 a; 350 c; 351 b; 352 b; 353 c; 354 b; 355 b; 356 d; 357 b; 358 d; 359 b; 360 c; 361 c; 362 b; 363 d; 364 d; 365 d; 366 c; 367 b; 368 c; 369 b; 370 a; 371 b; 372 b; 373 b; 374 a; 375 d; 376 b; 377 c; 378 d; 379 b; 380 a; 381 c; 382 d; 383 b; 384 a; 385 b; 386 d; 387 b; 388 c; 389 a; 390 a; 391 d; 392 d; 393 b; 394 a; 395 d; 396 a; 397 c; 398 b; 399 a; 400 d; 401 b; 402 b; 403 a; 404 d; 405 c; 406 c; 407 a; 408 d; 409 d; 410 a; 411 a; 412 a; 413 d; 414 c; 415 a; 416 c; 417 b; 418 b; 419 a; 420 b; 421 c; 422 a; 423 b; 424 b; 425 d; 426 a; 427 a; 428 b; 429 d; 430 c; 431 a; 432 d; 433 a; 434 c; 435 d; 436 c; 437 b; 438 a; 439 d; 440 c; 441 c; 442</w:t>
+      </w:r>
+      <w:r>
+        <w:t xml:space="preserve"> d</w:t>
+      </w:r>
+      <w:r>
+        <w:t>; 443 a; 444 b; 445 a; 446 b; 447 b; 448 c; 449 d; 450</w:t>
+      </w:r>
+      <w:r>
+        <w:t xml:space="preserve"> b</w:t>
+      </w:r>
+      <w:r>
+        <w:t xml:space="preserve">; 451 c; 452 b; 453 d; 454 b; 455 c; 456 b; 457 b; 458 b; 459 b; 460 a; 461 c; 462 b; 463 b; 464 c; 465 b; 466 b; 467 c; 468 b; 469 c; 470 b; 471 a; 472 b; 473 a; 474 b; 475 c; 476 d; 477 a; 478 c; 479 b; 480 c; 481 b; 482 a; 483 a; 484 c; 485 b; 486 a; 487 </w:t>
+      </w:r>
+      <w:r>
+        <w:t>d</w:t>
+      </w:r>
+      <w:r>
+        <w:t>; 488 b; 489 c; 490 b; 491 c; 492 a; 493 b; 494 c; 495 c; 496 a; 497 a; 498 c; 499 c; 500 a;</w:t>
       </w:r>
     </w:p>
     <w:sectPr>
@@ -1378,7 +1459,6 @@
   <w:style w:type="character" w:default="1" w:styleId="Fuentedeprrafopredeter">
     <w:name w:val="Default Paragraph Font"/>
     <w:uiPriority w:val="1"/>
-    <w:semiHidden/>
     <w:unhideWhenUsed/>
   </w:style>
   <w:style w:type="table" w:default="1" w:styleId="Tablanormal">

--- a/docs/temas preguntas especificas.docx
+++ b/docs/temas preguntas especificas.docx
@@ -129,23 +129,7 @@
           </w:tcPr>
           <w:p>
             <w:r>
-              <w:t xml:space="preserve">Redes de comunicaciones (Ethernet, LAN/WAN, </w:t>
-            </w:r>
-            <w:proofErr w:type="spellStart"/>
-            <w:r>
-              <w:t>WiFi</w:t>
-            </w:r>
-            <w:proofErr w:type="spellEnd"/>
-            <w:r>
-              <w:t xml:space="preserve">, TCP/IP, IPv4/IPv6, </w:t>
-            </w:r>
-            <w:proofErr w:type="spellStart"/>
-            <w:r>
-              <w:t>routing</w:t>
-            </w:r>
-            <w:proofErr w:type="spellEnd"/>
-            <w:r>
-              <w:t>, VLAN, NAT, ARP, ICMP...)</w:t>
+              <w:t>Redes de comunicaciones (Ethernet, LAN/WAN, WiFi, TCP/IP, IPv4/IPv6, routing, VLAN, NAT, ARP, ICMP...)</w:t>
             </w:r>
           </w:p>
         </w:tc>
@@ -574,23 +558,7 @@
           </w:tcPr>
           <w:p>
             <w:r>
-              <w:t xml:space="preserve">Business </w:t>
-            </w:r>
-            <w:proofErr w:type="spellStart"/>
-            <w:r>
-              <w:t>Intelligence</w:t>
-            </w:r>
-            <w:proofErr w:type="spellEnd"/>
-            <w:r>
-              <w:t xml:space="preserve">, Data </w:t>
-            </w:r>
-            <w:proofErr w:type="spellStart"/>
-            <w:r>
-              <w:t>Warehouse</w:t>
-            </w:r>
-            <w:proofErr w:type="spellEnd"/>
-            <w:r>
-              <w:t xml:space="preserve"> y Big Data</w:t>
+              <w:t>Business Intelligence, Data Warehouse y Big Data</w:t>
             </w:r>
           </w:p>
         </w:tc>
@@ -623,13 +591,8 @@
           </w:tcPr>
           <w:p>
             <w:r>
-              <w:t xml:space="preserve">Inteligencia Artificial y Machine </w:t>
-            </w:r>
-            <w:proofErr w:type="spellStart"/>
-            <w:r>
-              <w:t>Learning</w:t>
-            </w:r>
-            <w:proofErr w:type="spellEnd"/>
+              <w:t>Inteligencia Artificial y Machine Learning</w:t>
+            </w:r>
           </w:p>
         </w:tc>
       </w:tr>
@@ -661,15 +624,7 @@
           </w:tcPr>
           <w:p>
             <w:r>
-              <w:t xml:space="preserve">Desarrollo Web (HTML, CSS, JavaScript, </w:t>
-            </w:r>
-            <w:proofErr w:type="spellStart"/>
-            <w:r>
-              <w:t>APIs</w:t>
-            </w:r>
-            <w:proofErr w:type="spellEnd"/>
-            <w:r>
-              <w:t>...)</w:t>
+              <w:t>Desarrollo Web (HTML, CSS, JavaScript, APIs...)</w:t>
             </w:r>
           </w:p>
         </w:tc>
@@ -844,6 +799,63 @@
       </w:r>
       <w:r>
         <w:t>; 488 b; 489 c; 490 b; 491 c; 492 a; 493 b; 494 c; 495 c; 496 a; 497 a; 498 c; 499 c; 500 a;</w:t>
+      </w:r>
+    </w:p>
+    <w:p/>
+    <w:p>
+      <w:r>
+        <w:t>Preguntas comunes</w:t>
+      </w:r>
+    </w:p>
+    <w:p>
+      <w:r>
+        <w:t>1 a; 2 b; 3 a; 4 a; 5 c; 6 c; 7 b; 8 d; 9 c; 10 d; 11 b; 12 a; 13 a; 14 d; 15 d; 16 d; 17 b; 18 a; 19 c; 20 a; 21 b; 22 c; 23 a; 24 c; 25 b; 26 d; 27 d; 28 a; 29 d; 30 b; 31 a; 32 c; 33 b; 34 d; 35 a; 36 d; 37 a; 38 b; 39 c; 40 b; 41 a; 42 c; 43 a; 44 c; 45 b; 46 c; 47 a; 48 b; 49 a; 50 c; 51 d; 52 a; 53 c; 54 a; 55 b; 56 d; 57 b; 58</w:t>
+      </w:r>
+      <w:r>
+        <w:t xml:space="preserve"> b</w:t>
+      </w:r>
+      <w:r>
+        <w:t>; 59 a; 60 d; 61 a; 62 a; 63</w:t>
+      </w:r>
+      <w:r>
+        <w:t xml:space="preserve"> c</w:t>
+      </w:r>
+      <w:r>
+        <w:t xml:space="preserve">; 64 b; 65 d; 66 d; 67 b; 68 c; 69 b; 70 c; 71 c; 72 b; 73 b; 74 c; 75 b; 76 b; 77 c; 78 b; 79 b; 80 b; 81 a; 82 d; 83 a; 84 d; 85 d; 86 a; 87 b; 88 a; 89 </w:t>
+      </w:r>
+      <w:r>
+        <w:t>d</w:t>
+      </w:r>
+      <w:r>
+        <w:t xml:space="preserve">; 90 a; 91 c; 92 b; 93 a; 94 d; 95 c; 96 c; 97 c; 98 a; 99 a; 100 a; 101 </w:t>
+      </w:r>
+      <w:r>
+        <w:lastRenderedPageBreak/>
+        <w:t>b; 102 d; 103 b; 104 a; 105 c; 106 b; 107 c; 108 d; 109 b; 110 b; 111 c; 112 a; 113 c; 114 c; 115 b; 116</w:t>
+      </w:r>
+      <w:r>
+        <w:t xml:space="preserve"> c</w:t>
+      </w:r>
+      <w:r>
+        <w:t xml:space="preserve">; 117 b; 118 b; 119 b; 120 b; 121 c; 122 b; 123 c; 124 b; 125 b; 126 d; 127 c; 128 b; 129 p; 130 b; 131 b; 132 b; 133 b; 134 b; 135 b; 136 b; 137 b; 138 c; 139 b; 140 d; 141 c; 142 c; 143 b; 144 a; 145 c; 146 d; 147 b; 148 p; 149 a; 150 c; 151 </w:t>
+      </w:r>
+      <w:r>
+        <w:t>c</w:t>
+      </w:r>
+      <w:r>
+        <w:t xml:space="preserve">; 152 d; 153 c; 154 d; 155 c; 156 b; 157 b; 158 c; 159 a; 160 c; 161 c; 162 </w:t>
+      </w:r>
+      <w:r>
+        <w:t>d</w:t>
+      </w:r>
+      <w:r>
+        <w:t>; 163</w:t>
+      </w:r>
+      <w:r>
+        <w:t xml:space="preserve"> c</w:t>
+      </w:r>
+      <w:r>
+        <w:t>; 164 d; 165 c; 166 b; 167 c; 168 a; 169 c; 170 c; 171 c; 172 a; 173 a; 174 b; 175 c; 176 c; 177 d; 178 b; 179 a; 180 c; 181 b; 182 c; 183 d; 184 c; 185 c; 186 c; 187 d; 188 c; 189 b; 190 c; 191 b; 192 a; 193 b; 194 b; 195 c; 196 b; 197 c; 198 a; 199 c; 200 b;</w:t>
       </w:r>
     </w:p>
     <w:sectPr>
@@ -1459,6 +1471,7 @@
   <w:style w:type="character" w:default="1" w:styleId="Fuentedeprrafopredeter">
     <w:name w:val="Default Paragraph Font"/>
     <w:uiPriority w:val="1"/>
+    <w:semiHidden/>
     <w:unhideWhenUsed/>
   </w:style>
   <w:style w:type="table" w:default="1" w:styleId="Tablanormal">

--- a/docs/temas preguntas especificas.docx
+++ b/docs/temas preguntas especificas.docx
@@ -1,6 +1,6 @@
 
 <file path=word/document.xml><?xml version="1.0" encoding="utf-8"?>
-<w:document xmlns:wpc="http://schemas.microsoft.com/office/word/2010/wordprocessingCanvas" xmlns:cx="http://schemas.microsoft.com/office/drawing/2014/chartex" xmlns:cx1="http://schemas.microsoft.com/office/drawing/2015/9/8/chartex" xmlns:cx2="http://schemas.microsoft.com/office/drawing/2015/10/21/chartex" xmlns:cx3="http://schemas.microsoft.com/office/drawing/2016/5/9/chartex" xmlns:cx4="http://schemas.microsoft.com/office/drawing/2016/5/10/chartex" xmlns:cx5="http://schemas.microsoft.com/office/drawing/2016/5/11/chartex" xmlns:cx6="http://schemas.microsoft.com/office/drawing/2016/5/12/chartex" xmlns:cx7="http://schemas.microsoft.com/office/drawing/2016/5/13/chartex" xmlns:cx8="http://schemas.microsoft.com/office/drawing/2016/5/14/chartex" xmlns:mc="http://schemas.openxmlformats.org/markup-compatibility/2006" xmlns:aink="http://schemas.microsoft.com/office/drawing/2016/ink" xmlns:am3d="http://schemas.microsoft.com/office/drawing/2017/model3d" xmlns:o="urn:schemas-microsoft-com:office:office" xmlns:oel="http://schemas.microsoft.com/office/2019/extlst" xmlns:r="http://schemas.openxmlformats.org/officeDocument/2006/relationships" xmlns:m="http://schemas.openxmlformats.org/officeDocument/2006/math" xmlns:v="urn:schemas-microsoft-com:vml" xmlns:wp14="http://schemas.microsoft.com/office/word/2010/wordprocessingDrawing" xmlns:wp="http://schemas.openxmlformats.org/drawingml/2006/wordprocessingDrawing" xmlns:w10="urn:schemas-microsoft-com:office:word" xmlns:w="http://schemas.openxmlformats.org/wordprocessingml/2006/main" xmlns:w14="http://schemas.microsoft.com/office/word/2010/wordml" xmlns:w15="http://schemas.microsoft.com/office/word/2012/wordml" xmlns:w16cex="http://schemas.microsoft.com/office/word/2018/wordml/cex" xmlns:w16cid="http://schemas.microsoft.com/office/word/2016/wordml/cid" xmlns:w16="http://schemas.microsoft.com/office/word/2018/wordml" xmlns:w16du="http://schemas.microsoft.com/office/word/2023/wordml/word16du" xmlns:w16sdtdh="http://schemas.microsoft.com/office/word/2020/wordml/sdtdatahash" xmlns:w16sdtfl="http://schemas.microsoft.com/office/word/2024/wordml/sdtformatlock" xmlns:w16se="http://schemas.microsoft.com/office/word/2015/wordml/symex" xmlns:wpg="http://schemas.microsoft.com/office/word/2010/wordprocessingGroup" xmlns:wpi="http://schemas.microsoft.com/office/word/2010/wordprocessingInk" xmlns:wne="http://schemas.microsoft.com/office/word/2006/wordml" xmlns:wps="http://schemas.microsoft.com/office/word/2010/wordprocessingShape" mc:Ignorable="w14 w15 w16se w16cid w16 w16cex w16sdtdh w16sdtfl w16du wp14">
+<w:document xmlns:wpc="http://schemas.microsoft.com/office/word/2010/wordprocessingCanvas" xmlns:cx="http://schemas.microsoft.com/office/drawing/2014/chartex" xmlns:cx1="http://schemas.microsoft.com/office/drawing/2015/9/8/chartex" xmlns:cx2="http://schemas.microsoft.com/office/drawing/2015/10/21/chartex" xmlns:cx3="http://schemas.microsoft.com/office/drawing/2016/5/9/chartex" xmlns:cx4="http://schemas.microsoft.com/office/drawing/2016/5/10/chartex" xmlns:cx5="http://schemas.microsoft.com/office/drawing/2016/5/11/chartex" xmlns:cx6="http://schemas.microsoft.com/office/drawing/2016/5/12/chartex" xmlns:cx7="http://schemas.microsoft.com/office/drawing/2016/5/13/chartex" xmlns:cx8="http://schemas.microsoft.com/office/drawing/2016/5/14/chartex" xmlns:mc="http://schemas.openxmlformats.org/markup-compatibility/2006" xmlns:aink="http://schemas.microsoft.com/office/drawing/2016/ink" xmlns:am3d="http://schemas.microsoft.com/office/drawing/2017/model3d" xmlns:o="urn:schemas-microsoft-com:office:office" xmlns:oel="http://schemas.microsoft.com/office/2019/extlst" xmlns:r="http://schemas.openxmlformats.org/officeDocument/2006/relationships" xmlns:m="http://schemas.openxmlformats.org/officeDocument/2006/math" xmlns:v="urn:schemas-microsoft-com:vml" xmlns:wp14="http://schemas.microsoft.com/office/word/2010/wordprocessingDrawing" xmlns:wp="http://schemas.openxmlformats.org/drawingml/2006/wordprocessingDrawing" xmlns:w10="urn:schemas-microsoft-com:office:word" xmlns:w="http://schemas.openxmlformats.org/wordprocessingml/2006/main" xmlns:w14="http://schemas.microsoft.com/office/word/2010/wordml" xmlns:w15="http://schemas.microsoft.com/office/word/2012/wordml" xmlns:w16cex="http://schemas.microsoft.com/office/word/2018/wordml/cex" xmlns:w16cid="http://schemas.microsoft.com/office/word/2016/wordml/cid" xmlns:w16="http://schemas.microsoft.com/office/word/2018/wordml" xmlns:w16du="http://schemas.microsoft.com/office/word/2023/wordml/word16du" xmlns:w16sdtdh="http://schemas.microsoft.com/office/word/2020/wordml/sdtdatahash" xmlns:w16se="http://schemas.microsoft.com/office/word/2015/wordml/symex" xmlns:wpg="http://schemas.microsoft.com/office/word/2010/wordprocessingGroup" xmlns:wpi="http://schemas.microsoft.com/office/word/2010/wordprocessingInk" xmlns:wne="http://schemas.microsoft.com/office/word/2006/wordml" xmlns:wps="http://schemas.microsoft.com/office/word/2010/wordprocessingShape" mc:Ignorable="w14 w15 w16se w16cid w16 w16cex w16sdtdh w16du wp14">
   <w:body>
     <w:tbl>
       <w:tblPr>
@@ -129,7 +129,23 @@
           </w:tcPr>
           <w:p>
             <w:r>
-              <w:t>Redes de comunicaciones (Ethernet, LAN/WAN, WiFi, TCP/IP, IPv4/IPv6, routing, VLAN, NAT, ARP, ICMP...)</w:t>
+              <w:t xml:space="preserve">Redes de comunicaciones (Ethernet, LAN/WAN, </w:t>
+            </w:r>
+            <w:proofErr w:type="spellStart"/>
+            <w:r>
+              <w:t>WiFi</w:t>
+            </w:r>
+            <w:proofErr w:type="spellEnd"/>
+            <w:r>
+              <w:t xml:space="preserve">, TCP/IP, IPv4/IPv6, </w:t>
+            </w:r>
+            <w:proofErr w:type="spellStart"/>
+            <w:r>
+              <w:t>routing</w:t>
+            </w:r>
+            <w:proofErr w:type="spellEnd"/>
+            <w:r>
+              <w:t>, VLAN, NAT, ARP, ICMP...)</w:t>
             </w:r>
           </w:p>
         </w:tc>
@@ -228,8 +244,13 @@
           </w:tcPr>
           <w:p>
             <w:r>
-              <w:t>Scrum, Agile, Kanban y Waterfall</w:t>
-            </w:r>
+              <w:t xml:space="preserve">Scrum, Agile, Kanban y </w:t>
+            </w:r>
+            <w:proofErr w:type="spellStart"/>
+            <w:r>
+              <w:t>Waterfall</w:t>
+            </w:r>
+            <w:proofErr w:type="spellEnd"/>
           </w:p>
         </w:tc>
       </w:tr>
@@ -557,8 +578,26 @@
             <w:hideMark/>
           </w:tcPr>
           <w:p>
-            <w:r>
-              <w:t>Business Intelligence, Data Warehouse y Big Data</w:t>
+            <w:proofErr w:type="gramStart"/>
+            <w:r>
+              <w:t xml:space="preserve">Business </w:t>
+            </w:r>
+            <w:proofErr w:type="spellStart"/>
+            <w:r>
+              <w:t>Intelligence</w:t>
+            </w:r>
+            <w:proofErr w:type="spellEnd"/>
+            <w:proofErr w:type="gramEnd"/>
+            <w:r>
+              <w:t xml:space="preserve">, Data </w:t>
+            </w:r>
+            <w:proofErr w:type="spellStart"/>
+            <w:r>
+              <w:t>Warehouse</w:t>
+            </w:r>
+            <w:proofErr w:type="spellEnd"/>
+            <w:r>
+              <w:t xml:space="preserve"> y Big Data</w:t>
             </w:r>
           </w:p>
         </w:tc>
@@ -591,8 +630,13 @@
           </w:tcPr>
           <w:p>
             <w:r>
-              <w:t>Inteligencia Artificial y Machine Learning</w:t>
-            </w:r>
+              <w:t xml:space="preserve">Inteligencia Artificial y Machine </w:t>
+            </w:r>
+            <w:proofErr w:type="spellStart"/>
+            <w:r>
+              <w:t>Learning</w:t>
+            </w:r>
+            <w:proofErr w:type="spellEnd"/>
           </w:p>
         </w:tc>
       </w:tr>
@@ -624,7 +668,15 @@
           </w:tcPr>
           <w:p>
             <w:r>
-              <w:t>Desarrollo Web (HTML, CSS, JavaScript, APIs...)</w:t>
+              <w:t xml:space="preserve">Desarrollo Web (HTML, CSS, JavaScript, </w:t>
+            </w:r>
+            <w:proofErr w:type="spellStart"/>
+            <w:r>
+              <w:t>APIs</w:t>
+            </w:r>
+            <w:proofErr w:type="spellEnd"/>
+            <w:r>
+              <w:t>...)</w:t>
             </w:r>
           </w:p>
         </w:tc>
@@ -757,6 +809,9 @@
       </w:r>
       <w:r>
         <w:t>; 157 b; 158 a; 159 c; 160 a; 161 b; 162 a; 163 b; 164 a; 165 b; 166 c; 167 c; 168 c; 169 a; 170 b; 171 d; 172 b; 173 c; 174 b; 175 a; 176 b; 177 c; 178 b; 179 a; 180 d; 181 b; 182 c; 183 d; 184 b; 185 a; 186 a; 187 b; 188 d; 189 b; 190 c; 191 c; 192 b; 193</w:t>
+      </w:r>
+      <w:r>
+        <w:t xml:space="preserve"> </w:t>
       </w:r>
       <w:r>
         <w:t>c</w:t>
@@ -869,7 +924,7 @@
 </file>
 
 <file path=word/styles.xml><?xml version="1.0" encoding="utf-8"?>
-<w:styles xmlns:mc="http://schemas.openxmlformats.org/markup-compatibility/2006" xmlns:r="http://schemas.openxmlformats.org/officeDocument/2006/relationships" xmlns:w="http://schemas.openxmlformats.org/wordprocessingml/2006/main" xmlns:w14="http://schemas.microsoft.com/office/word/2010/wordml" xmlns:w15="http://schemas.microsoft.com/office/word/2012/wordml" xmlns:w16cex="http://schemas.microsoft.com/office/word/2018/wordml/cex" xmlns:w16cid="http://schemas.microsoft.com/office/word/2016/wordml/cid" xmlns:w16="http://schemas.microsoft.com/office/word/2018/wordml" xmlns:w16du="http://schemas.microsoft.com/office/word/2023/wordml/word16du" xmlns:w16sdtdh="http://schemas.microsoft.com/office/word/2020/wordml/sdtdatahash" xmlns:w16sdtfl="http://schemas.microsoft.com/office/word/2024/wordml/sdtformatlock" xmlns:w16se="http://schemas.microsoft.com/office/word/2015/wordml/symex" mc:Ignorable="w14 w15 w16se w16cid w16 w16cex w16sdtdh w16sdtfl w16du">
+<w:styles xmlns:mc="http://schemas.openxmlformats.org/markup-compatibility/2006" xmlns:r="http://schemas.openxmlformats.org/officeDocument/2006/relationships" xmlns:w="http://schemas.openxmlformats.org/wordprocessingml/2006/main" xmlns:w14="http://schemas.microsoft.com/office/word/2010/wordml" xmlns:w15="http://schemas.microsoft.com/office/word/2012/wordml" xmlns:w16cex="http://schemas.microsoft.com/office/word/2018/wordml/cex" xmlns:w16cid="http://schemas.microsoft.com/office/word/2016/wordml/cid" xmlns:w16="http://schemas.microsoft.com/office/word/2018/wordml" xmlns:w16du="http://schemas.microsoft.com/office/word/2023/wordml/word16du" xmlns:w16sdtdh="http://schemas.microsoft.com/office/word/2020/wordml/sdtdatahash" xmlns:w16se="http://schemas.microsoft.com/office/word/2015/wordml/symex" mc:Ignorable="w14 w15 w16se w16cid w16 w16cex w16sdtdh w16du">
   <w:docDefaults>
     <w:rPrDefault>
       <w:rPr>

--- a/docs/temas preguntas especificas.docx
+++ b/docs/temas preguntas especificas.docx
@@ -129,23 +129,7 @@
           </w:tcPr>
           <w:p>
             <w:r>
-              <w:t xml:space="preserve">Redes de comunicaciones (Ethernet, LAN/WAN, </w:t>
-            </w:r>
-            <w:proofErr w:type="spellStart"/>
-            <w:r>
-              <w:t>WiFi</w:t>
-            </w:r>
-            <w:proofErr w:type="spellEnd"/>
-            <w:r>
-              <w:t xml:space="preserve">, TCP/IP, IPv4/IPv6, </w:t>
-            </w:r>
-            <w:proofErr w:type="spellStart"/>
-            <w:r>
-              <w:t>routing</w:t>
-            </w:r>
-            <w:proofErr w:type="spellEnd"/>
-            <w:r>
-              <w:t>, VLAN, NAT, ARP, ICMP...)</w:t>
+              <w:t>Redes de comunicaciones (Ethernet, LAN/WAN, WiFi, TCP/IP, IPv4/IPv6, routing, VLAN, NAT, ARP, ICMP...)</w:t>
             </w:r>
           </w:p>
         </w:tc>
@@ -244,13 +228,8 @@
           </w:tcPr>
           <w:p>
             <w:r>
-              <w:t xml:space="preserve">Scrum, Agile, Kanban y </w:t>
-            </w:r>
-            <w:proofErr w:type="spellStart"/>
-            <w:r>
-              <w:t>Waterfall</w:t>
-            </w:r>
-            <w:proofErr w:type="spellEnd"/>
+              <w:t>Scrum, Agile, Kanban y Waterfall</w:t>
+            </w:r>
           </w:p>
         </w:tc>
       </w:tr>
@@ -578,26 +557,8 @@
             <w:hideMark/>
           </w:tcPr>
           <w:p>
-            <w:proofErr w:type="gramStart"/>
-            <w:r>
-              <w:t xml:space="preserve">Business </w:t>
-            </w:r>
-            <w:proofErr w:type="spellStart"/>
-            <w:r>
-              <w:t>Intelligence</w:t>
-            </w:r>
-            <w:proofErr w:type="spellEnd"/>
-            <w:proofErr w:type="gramEnd"/>
-            <w:r>
-              <w:t xml:space="preserve">, Data </w:t>
-            </w:r>
-            <w:proofErr w:type="spellStart"/>
-            <w:r>
-              <w:t>Warehouse</w:t>
-            </w:r>
-            <w:proofErr w:type="spellEnd"/>
-            <w:r>
-              <w:t xml:space="preserve"> y Big Data</w:t>
+            <w:r>
+              <w:t>Business Intelligence, Data Warehouse y Big Data</w:t>
             </w:r>
           </w:p>
         </w:tc>
@@ -630,13 +591,8 @@
           </w:tcPr>
           <w:p>
             <w:r>
-              <w:t xml:space="preserve">Inteligencia Artificial y Machine </w:t>
-            </w:r>
-            <w:proofErr w:type="spellStart"/>
-            <w:r>
-              <w:t>Learning</w:t>
-            </w:r>
-            <w:proofErr w:type="spellEnd"/>
+              <w:t>Inteligencia Artificial y Machine Learning</w:t>
+            </w:r>
           </w:p>
         </w:tc>
       </w:tr>
@@ -668,15 +624,7 @@
           </w:tcPr>
           <w:p>
             <w:r>
-              <w:t xml:space="preserve">Desarrollo Web (HTML, CSS, JavaScript, </w:t>
-            </w:r>
-            <w:proofErr w:type="spellStart"/>
-            <w:r>
-              <w:t>APIs</w:t>
-            </w:r>
-            <w:proofErr w:type="spellEnd"/>
-            <w:r>
-              <w:t>...)</w:t>
+              <w:t>Desarrollo Web (HTML, CSS, JavaScript, APIs...)</w:t>
             </w:r>
           </w:p>
         </w:tc>
@@ -892,7 +840,19 @@
         <w:t xml:space="preserve"> c</w:t>
       </w:r>
       <w:r>
-        <w:t xml:space="preserve">; 117 b; 118 b; 119 b; 120 b; 121 c; 122 b; 123 c; 124 b; 125 b; 126 d; 127 c; 128 b; 129 p; 130 b; 131 b; 132 b; 133 b; 134 b; 135 b; 136 b; 137 b; 138 c; 139 b; 140 d; 141 c; 142 c; 143 b; 144 a; 145 c; 146 d; 147 b; 148 p; 149 a; 150 c; 151 </w:t>
+        <w:t xml:space="preserve">; 117 b; 118 b; 119 b; 120 b; 121 c; 122 b; 123 c; 124 b; 125 b; 126 d; 127 c; 128 b; 129 </w:t>
+      </w:r>
+      <w:r>
+        <w:t>b</w:t>
+      </w:r>
+      <w:r>
+        <w:t xml:space="preserve">; 130 b; 131 b; 132 b; 133 b; 134 b; 135 b; 136 b; 137 b; 138 c; 139 b; 140 d; 141 c; 142 c; 143 b; 144 a; 145 c; 146 d; 147 b; 148 </w:t>
+      </w:r>
+      <w:r>
+        <w:t>b</w:t>
+      </w:r>
+      <w:r>
+        <w:t xml:space="preserve">; 149 a; 150 c; 151 </w:t>
       </w:r>
       <w:r>
         <w:t>c</w:t>

--- a/docs/temas preguntas especificas.docx
+++ b/docs/temas preguntas especificas.docx
@@ -1,6 +1,6 @@
 
 <file path=word/document.xml><?xml version="1.0" encoding="utf-8"?>
-<w:document xmlns:wpc="http://schemas.microsoft.com/office/word/2010/wordprocessingCanvas" xmlns:cx="http://schemas.microsoft.com/office/drawing/2014/chartex" xmlns:cx1="http://schemas.microsoft.com/office/drawing/2015/9/8/chartex" xmlns:cx2="http://schemas.microsoft.com/office/drawing/2015/10/21/chartex" xmlns:cx3="http://schemas.microsoft.com/office/drawing/2016/5/9/chartex" xmlns:cx4="http://schemas.microsoft.com/office/drawing/2016/5/10/chartex" xmlns:cx5="http://schemas.microsoft.com/office/drawing/2016/5/11/chartex" xmlns:cx6="http://schemas.microsoft.com/office/drawing/2016/5/12/chartex" xmlns:cx7="http://schemas.microsoft.com/office/drawing/2016/5/13/chartex" xmlns:cx8="http://schemas.microsoft.com/office/drawing/2016/5/14/chartex" xmlns:mc="http://schemas.openxmlformats.org/markup-compatibility/2006" xmlns:aink="http://schemas.microsoft.com/office/drawing/2016/ink" xmlns:am3d="http://schemas.microsoft.com/office/drawing/2017/model3d" xmlns:o="urn:schemas-microsoft-com:office:office" xmlns:oel="http://schemas.microsoft.com/office/2019/extlst" xmlns:r="http://schemas.openxmlformats.org/officeDocument/2006/relationships" xmlns:m="http://schemas.openxmlformats.org/officeDocument/2006/math" xmlns:v="urn:schemas-microsoft-com:vml" xmlns:wp14="http://schemas.microsoft.com/office/word/2010/wordprocessingDrawing" xmlns:wp="http://schemas.openxmlformats.org/drawingml/2006/wordprocessingDrawing" xmlns:w10="urn:schemas-microsoft-com:office:word" xmlns:w="http://schemas.openxmlformats.org/wordprocessingml/2006/main" xmlns:w14="http://schemas.microsoft.com/office/word/2010/wordml" xmlns:w15="http://schemas.microsoft.com/office/word/2012/wordml" xmlns:w16cex="http://schemas.microsoft.com/office/word/2018/wordml/cex" xmlns:w16cid="http://schemas.microsoft.com/office/word/2016/wordml/cid" xmlns:w16="http://schemas.microsoft.com/office/word/2018/wordml" xmlns:w16du="http://schemas.microsoft.com/office/word/2023/wordml/word16du" xmlns:w16sdtdh="http://schemas.microsoft.com/office/word/2020/wordml/sdtdatahash" xmlns:w16se="http://schemas.microsoft.com/office/word/2015/wordml/symex" xmlns:wpg="http://schemas.microsoft.com/office/word/2010/wordprocessingGroup" xmlns:wpi="http://schemas.microsoft.com/office/word/2010/wordprocessingInk" xmlns:wne="http://schemas.microsoft.com/office/word/2006/wordml" xmlns:wps="http://schemas.microsoft.com/office/word/2010/wordprocessingShape" mc:Ignorable="w14 w15 w16se w16cid w16 w16cex w16sdtdh w16du wp14">
+<w:document xmlns:wpc="http://schemas.microsoft.com/office/word/2010/wordprocessingCanvas" xmlns:cx="http://schemas.microsoft.com/office/drawing/2014/chartex" xmlns:cx1="http://schemas.microsoft.com/office/drawing/2015/9/8/chartex" xmlns:cx2="http://schemas.microsoft.com/office/drawing/2015/10/21/chartex" xmlns:cx3="http://schemas.microsoft.com/office/drawing/2016/5/9/chartex" xmlns:cx4="http://schemas.microsoft.com/office/drawing/2016/5/10/chartex" xmlns:cx5="http://schemas.microsoft.com/office/drawing/2016/5/11/chartex" xmlns:cx6="http://schemas.microsoft.com/office/drawing/2016/5/12/chartex" xmlns:cx7="http://schemas.microsoft.com/office/drawing/2016/5/13/chartex" xmlns:cx8="http://schemas.microsoft.com/office/drawing/2016/5/14/chartex" xmlns:mc="http://schemas.openxmlformats.org/markup-compatibility/2006" xmlns:aink="http://schemas.microsoft.com/office/drawing/2016/ink" xmlns:am3d="http://schemas.microsoft.com/office/drawing/2017/model3d" xmlns:o="urn:schemas-microsoft-com:office:office" xmlns:oel="http://schemas.microsoft.com/office/2019/extlst" xmlns:r="http://schemas.openxmlformats.org/officeDocument/2006/relationships" xmlns:m="http://schemas.openxmlformats.org/officeDocument/2006/math" xmlns:v="urn:schemas-microsoft-com:vml" xmlns:wp14="http://schemas.microsoft.com/office/word/2010/wordprocessingDrawing" xmlns:wp="http://schemas.openxmlformats.org/drawingml/2006/wordprocessingDrawing" xmlns:w10="urn:schemas-microsoft-com:office:word" xmlns:w="http://schemas.openxmlformats.org/wordprocessingml/2006/main" xmlns:w14="http://schemas.microsoft.com/office/word/2010/wordml" xmlns:w15="http://schemas.microsoft.com/office/word/2012/wordml" xmlns:w16cei="http://schemas.microsoft.com/office/word/2026/wordml/cei" xmlns:w16cex="http://schemas.microsoft.com/office/word/2018/wordml/cex" xmlns:w16cid="http://schemas.microsoft.com/office/word/2016/wordml/cid" xmlns:w16="http://schemas.microsoft.com/office/word/2018/wordml" xmlns:w16du="http://schemas.microsoft.com/office/word/2023/wordml/word16du" xmlns:w16sdtdh="http://schemas.microsoft.com/office/word/2020/wordml/sdtdatahash" xmlns:w16sdtfl="http://schemas.microsoft.com/office/word/2024/wordml/sdtformatlock" xmlns:w16se="http://schemas.microsoft.com/office/word/2015/wordml/symex" xmlns:wpg="http://schemas.microsoft.com/office/word/2010/wordprocessingGroup" xmlns:wpi="http://schemas.microsoft.com/office/word/2010/wordprocessingInk" xmlns:wne="http://schemas.microsoft.com/office/word/2006/wordml" xmlns:wps="http://schemas.microsoft.com/office/word/2010/wordprocessingShape" mc:Ignorable="w14 w15 w16se w16cid w16 w16cex w16sdtdh w16sdtfl w16du wp14">
   <w:body>
     <w:tbl>
       <w:tblPr>
@@ -129,7 +129,23 @@
           </w:tcPr>
           <w:p>
             <w:r>
-              <w:t>Redes de comunicaciones (Ethernet, LAN/WAN, WiFi, TCP/IP, IPv4/IPv6, routing, VLAN, NAT, ARP, ICMP...)</w:t>
+              <w:t xml:space="preserve">Redes de comunicaciones (Ethernet, LAN/WAN, </w:t>
+            </w:r>
+            <w:proofErr w:type="spellStart"/>
+            <w:r>
+              <w:t>WiFi</w:t>
+            </w:r>
+            <w:proofErr w:type="spellEnd"/>
+            <w:r>
+              <w:t xml:space="preserve">, TCP/IP, IPv4/IPv6, </w:t>
+            </w:r>
+            <w:proofErr w:type="spellStart"/>
+            <w:r>
+              <w:t>routing</w:t>
+            </w:r>
+            <w:proofErr w:type="spellEnd"/>
+            <w:r>
+              <w:t>, VLAN, NAT, ARP, ICMP...)</w:t>
             </w:r>
           </w:p>
         </w:tc>
@@ -327,7 +343,13 @@
           </w:tcPr>
           <w:p>
             <w:r>
-              <w:t>Sistemas Operativos</w:t>
+              <w:t>ITIL y gestión de servicios TI</w:t>
+            </w:r>
+            <w:r>
+              <w:t xml:space="preserve"> </w:t>
+            </w:r>
+            <w:r>
+              <w:t xml:space="preserve"> </w:t>
             </w:r>
           </w:p>
         </w:tc>
@@ -359,8 +381,67 @@
             <w:hideMark/>
           </w:tcPr>
           <w:p>
-            <w:r>
-              <w:t>Administración de Linux</w:t>
+            <w:proofErr w:type="spellStart"/>
+            <w:r>
+              <w:rPr>
+                <w:lang w:val="eu-ES"/>
+              </w:rPr>
+              <w:t>Business</w:t>
+            </w:r>
+            <w:proofErr w:type="spellEnd"/>
+            <w:r>
+              <w:rPr>
+                <w:lang w:val="eu-ES"/>
+              </w:rPr>
+              <w:t xml:space="preserve"> </w:t>
+            </w:r>
+            <w:proofErr w:type="spellStart"/>
+            <w:r>
+              <w:rPr>
+                <w:lang w:val="eu-ES"/>
+              </w:rPr>
+              <w:t>Intelligence</w:t>
+            </w:r>
+            <w:proofErr w:type="spellEnd"/>
+            <w:r>
+              <w:rPr>
+                <w:lang w:val="eu-ES"/>
+              </w:rPr>
+              <w:t xml:space="preserve">, Data </w:t>
+            </w:r>
+            <w:proofErr w:type="spellStart"/>
+            <w:r>
+              <w:rPr>
+                <w:lang w:val="eu-ES"/>
+              </w:rPr>
+              <w:t>Warehouse</w:t>
+            </w:r>
+            <w:proofErr w:type="spellEnd"/>
+            <w:r>
+              <w:rPr>
+                <w:lang w:val="eu-ES"/>
+              </w:rPr>
+              <w:t xml:space="preserve"> y </w:t>
+            </w:r>
+            <w:proofErr w:type="spellStart"/>
+            <w:r>
+              <w:rPr>
+                <w:lang w:val="eu-ES"/>
+              </w:rPr>
+              <w:t>Big</w:t>
+            </w:r>
+            <w:proofErr w:type="spellEnd"/>
+            <w:r>
+              <w:rPr>
+                <w:lang w:val="eu-ES"/>
+              </w:rPr>
+              <w:t xml:space="preserve"> Data</w:t>
+            </w:r>
+            <w:r>
+              <w:t xml:space="preserve"> </w:t>
+            </w:r>
+            <w:r>
+              <w:t xml:space="preserve"> </w:t>
             </w:r>
           </w:p>
         </w:tc>
@@ -392,8 +473,61 @@
             <w:hideMark/>
           </w:tcPr>
           <w:p>
-            <w:r>
-              <w:t>Administración de Windows Server</w:t>
+            <w:proofErr w:type="spellStart"/>
+            <w:r>
+              <w:rPr>
+                <w:lang w:val="eu-ES"/>
+              </w:rPr>
+              <w:t>Inteligencia</w:t>
+            </w:r>
+            <w:proofErr w:type="spellEnd"/>
+            <w:r>
+              <w:rPr>
+                <w:lang w:val="eu-ES"/>
+              </w:rPr>
+              <w:t xml:space="preserve"> </w:t>
+            </w:r>
+            <w:proofErr w:type="spellStart"/>
+            <w:r>
+              <w:rPr>
+                <w:lang w:val="eu-ES"/>
+              </w:rPr>
+              <w:t>Artificial</w:t>
+            </w:r>
+            <w:proofErr w:type="spellEnd"/>
+            <w:r>
+              <w:rPr>
+                <w:lang w:val="eu-ES"/>
+              </w:rPr>
+              <w:t xml:space="preserve"> y </w:t>
+            </w:r>
+            <w:proofErr w:type="spellStart"/>
+            <w:r>
+              <w:rPr>
+                <w:lang w:val="eu-ES"/>
+              </w:rPr>
+              <w:t>Machine</w:t>
+            </w:r>
+            <w:proofErr w:type="spellEnd"/>
+            <w:r>
+              <w:rPr>
+                <w:lang w:val="eu-ES"/>
+              </w:rPr>
+              <w:t xml:space="preserve"> </w:t>
+            </w:r>
+            <w:proofErr w:type="spellStart"/>
+            <w:r>
+              <w:rPr>
+                <w:lang w:val="eu-ES"/>
+              </w:rPr>
+              <w:t>Learning</w:t>
+            </w:r>
+            <w:proofErr w:type="spellEnd"/>
+            <w:r>
+              <w:t xml:space="preserve"> </w:t>
+            </w:r>
+            <w:r>
+              <w:t xml:space="preserve"> </w:t>
             </w:r>
           </w:p>
         </w:tc>
@@ -425,8 +559,33 @@
             <w:hideMark/>
           </w:tcPr>
           <w:p>
-            <w:r>
-              <w:t>Virtualización y Cloud Computing</w:t>
+            <w:proofErr w:type="spellStart"/>
+            <w:r>
+              <w:rPr>
+                <w:lang w:val="eu-ES"/>
+              </w:rPr>
+              <w:t>Sistemas</w:t>
+            </w:r>
+            <w:proofErr w:type="spellEnd"/>
+            <w:r>
+              <w:rPr>
+                <w:lang w:val="eu-ES"/>
+              </w:rPr>
+              <w:t xml:space="preserve"> </w:t>
+            </w:r>
+            <w:proofErr w:type="spellStart"/>
+            <w:r>
+              <w:rPr>
+                <w:lang w:val="eu-ES"/>
+              </w:rPr>
+              <w:t>Operativos</w:t>
+            </w:r>
+            <w:proofErr w:type="spellEnd"/>
+            <w:r>
+              <w:t xml:space="preserve"> </w:t>
+            </w:r>
+            <w:r>
+              <w:t xml:space="preserve"> </w:t>
             </w:r>
           </w:p>
         </w:tc>
@@ -458,8 +617,22 @@
             <w:hideMark/>
           </w:tcPr>
           <w:p>
-            <w:r>
-              <w:t>Seguridad informática y criptografía</w:t>
+            <w:proofErr w:type="spellStart"/>
+            <w:r>
+              <w:rPr>
+                <w:lang w:val="eu-ES"/>
+              </w:rPr>
+              <w:t>Administración</w:t>
+            </w:r>
+            <w:proofErr w:type="spellEnd"/>
+            <w:r>
+              <w:rPr>
+                <w:lang w:val="eu-ES"/>
+              </w:rPr>
+              <w:t xml:space="preserve"> Linux</w:t>
+            </w:r>
+            <w:r>
+              <w:t xml:space="preserve"> </w:t>
             </w:r>
           </w:p>
         </w:tc>
@@ -491,8 +664,19 @@
             <w:hideMark/>
           </w:tcPr>
           <w:p>
-            <w:r>
-              <w:t>Protección de datos, ENS, RGPD y legislación TIC</w:t>
+            <w:proofErr w:type="spellStart"/>
+            <w:r>
+              <w:rPr>
+                <w:lang w:val="eu-ES"/>
+              </w:rPr>
+              <w:t>Administración</w:t>
+            </w:r>
+            <w:proofErr w:type="spellEnd"/>
+            <w:r>
+              <w:rPr>
+                <w:lang w:val="eu-ES"/>
+              </w:rPr>
+              <w:t xml:space="preserve"> Windows Server</w:t>
             </w:r>
           </w:p>
         </w:tc>
@@ -524,9 +708,42 @@
             <w:hideMark/>
           </w:tcPr>
           <w:p>
-            <w:r>
-              <w:t>ITIL y gestión de servicios TI</w:t>
-            </w:r>
+            <w:proofErr w:type="spellStart"/>
+            <w:r>
+              <w:rPr>
+                <w:lang w:val="eu-ES"/>
+              </w:rPr>
+              <w:t>Virtualización</w:t>
+            </w:r>
+            <w:proofErr w:type="spellEnd"/>
+            <w:r>
+              <w:rPr>
+                <w:lang w:val="eu-ES"/>
+              </w:rPr>
+              <w:t xml:space="preserve"> y </w:t>
+            </w:r>
+            <w:proofErr w:type="spellStart"/>
+            <w:r>
+              <w:rPr>
+                <w:lang w:val="eu-ES"/>
+              </w:rPr>
+              <w:t>Cloud</w:t>
+            </w:r>
+            <w:proofErr w:type="spellEnd"/>
+            <w:r>
+              <w:rPr>
+                <w:lang w:val="eu-ES"/>
+              </w:rPr>
+              <w:t xml:space="preserve"> </w:t>
+            </w:r>
+            <w:proofErr w:type="spellStart"/>
+            <w:r>
+              <w:rPr>
+                <w:lang w:val="eu-ES"/>
+              </w:rPr>
+              <w:t>Computing</w:t>
+            </w:r>
+            <w:proofErr w:type="spellEnd"/>
           </w:p>
         </w:tc>
       </w:tr>
@@ -557,9 +774,42 @@
             <w:hideMark/>
           </w:tcPr>
           <w:p>
-            <w:r>
-              <w:t>Business Intelligence, Data Warehouse y Big Data</w:t>
-            </w:r>
+            <w:proofErr w:type="spellStart"/>
+            <w:r>
+              <w:rPr>
+                <w:lang w:val="eu-ES"/>
+              </w:rPr>
+              <w:t>Seguridad</w:t>
+            </w:r>
+            <w:proofErr w:type="spellEnd"/>
+            <w:r>
+              <w:rPr>
+                <w:lang w:val="eu-ES"/>
+              </w:rPr>
+              <w:t xml:space="preserve"> </w:t>
+            </w:r>
+            <w:proofErr w:type="spellStart"/>
+            <w:r>
+              <w:rPr>
+                <w:lang w:val="eu-ES"/>
+              </w:rPr>
+              <w:t>Informática</w:t>
+            </w:r>
+            <w:proofErr w:type="spellEnd"/>
+            <w:r>
+              <w:rPr>
+                <w:lang w:val="eu-ES"/>
+              </w:rPr>
+              <w:t xml:space="preserve"> y </w:t>
+            </w:r>
+            <w:proofErr w:type="spellStart"/>
+            <w:r>
+              <w:rPr>
+                <w:lang w:val="eu-ES"/>
+              </w:rPr>
+              <w:t>Criptografía</w:t>
+            </w:r>
+            <w:proofErr w:type="spellEnd"/>
           </w:p>
         </w:tc>
       </w:tr>
@@ -590,8 +840,47 @@
             <w:hideMark/>
           </w:tcPr>
           <w:p>
-            <w:r>
-              <w:t>Inteligencia Artificial y Machine Learning</w:t>
+            <w:proofErr w:type="spellStart"/>
+            <w:r>
+              <w:rPr>
+                <w:lang w:val="eu-ES"/>
+              </w:rPr>
+              <w:t>Protección</w:t>
+            </w:r>
+            <w:proofErr w:type="spellEnd"/>
+            <w:r>
+              <w:rPr>
+                <w:lang w:val="eu-ES"/>
+              </w:rPr>
+              <w:t xml:space="preserve"> de </w:t>
+            </w:r>
+            <w:proofErr w:type="spellStart"/>
+            <w:r>
+              <w:rPr>
+                <w:lang w:val="eu-ES"/>
+              </w:rPr>
+              <w:t>Datos</w:t>
+            </w:r>
+            <w:proofErr w:type="spellEnd"/>
+            <w:r>
+              <w:rPr>
+                <w:lang w:val="eu-ES"/>
+              </w:rPr>
+              <w:t xml:space="preserve">, ENS, RGPD y </w:t>
+            </w:r>
+            <w:proofErr w:type="spellStart"/>
+            <w:r>
+              <w:rPr>
+                <w:lang w:val="eu-ES"/>
+              </w:rPr>
+              <w:t>Legislación</w:t>
+            </w:r>
+            <w:proofErr w:type="spellEnd"/>
+            <w:r>
+              <w:rPr>
+                <w:lang w:val="eu-ES"/>
+              </w:rPr>
+              <w:t xml:space="preserve"> TIC</w:t>
             </w:r>
           </w:p>
         </w:tc>
@@ -624,7 +913,15 @@
           </w:tcPr>
           <w:p>
             <w:r>
-              <w:t>Desarrollo Web (HTML, CSS, JavaScript, APIs...)</w:t>
+              <w:t xml:space="preserve">Desarrollo Web (HTML, CSS, JavaScript, </w:t>
+            </w:r>
+            <w:proofErr w:type="spellStart"/>
+            <w:r>
+              <w:t>APIs</w:t>
+            </w:r>
+            <w:proofErr w:type="spellEnd"/>
+            <w:r>
+              <w:t>...)</w:t>
             </w:r>
           </w:p>
         </w:tc>
@@ -736,8 +1033,15 @@
       </w:r>
     </w:p>
     <w:p>
-      <w:r>
-        <w:lastRenderedPageBreak/>
+      <w:pPr>
+        <w:rPr>
+          <w:vanish/>
+          <w:lang w:val="eu-ES"/>
+        </w:rPr>
+      </w:pPr>
+    </w:p>
+    <w:p>
+      <w:r>
         <w:t xml:space="preserve">1 c; 2 b; 3 b; 4 d; 5 a; 6 c; 7 b; 8 d; 9 d; 10 b; 11 d; 12 b; 13 c; 14 d; 15 a; 16 c; 17 c; 18 b; 19 a; 20 b; 21 c; 22 c; 23 b; 24 c; 25 d; 26 d; 27 d; 28 d; 29 b; 30 d; 31 c; 32 a; 33 d; 34 d; 35 d; 36 b; 37 a; 38 b; 39 d; 40 b; 41 a; 42 c; 43 c; 44 b; 45 b; 46 b; 47 b; 48 a; 49 </w:t>
       </w:r>
       <w:r>
@@ -884,7 +1188,7 @@
 </file>
 
 <file path=word/styles.xml><?xml version="1.0" encoding="utf-8"?>
-<w:styles xmlns:mc="http://schemas.openxmlformats.org/markup-compatibility/2006" xmlns:r="http://schemas.openxmlformats.org/officeDocument/2006/relationships" xmlns:w="http://schemas.openxmlformats.org/wordprocessingml/2006/main" xmlns:w14="http://schemas.microsoft.com/office/word/2010/wordml" xmlns:w15="http://schemas.microsoft.com/office/word/2012/wordml" xmlns:w16cex="http://schemas.microsoft.com/office/word/2018/wordml/cex" xmlns:w16cid="http://schemas.microsoft.com/office/word/2016/wordml/cid" xmlns:w16="http://schemas.microsoft.com/office/word/2018/wordml" xmlns:w16du="http://schemas.microsoft.com/office/word/2023/wordml/word16du" xmlns:w16sdtdh="http://schemas.microsoft.com/office/word/2020/wordml/sdtdatahash" xmlns:w16se="http://schemas.microsoft.com/office/word/2015/wordml/symex" mc:Ignorable="w14 w15 w16se w16cid w16 w16cex w16sdtdh w16du">
+<w:styles xmlns:mc="http://schemas.openxmlformats.org/markup-compatibility/2006" xmlns:r="http://schemas.openxmlformats.org/officeDocument/2006/relationships" xmlns:w="http://schemas.openxmlformats.org/wordprocessingml/2006/main" xmlns:w14="http://schemas.microsoft.com/office/word/2010/wordml" xmlns:w15="http://schemas.microsoft.com/office/word/2012/wordml" xmlns:w16cex="http://schemas.microsoft.com/office/word/2018/wordml/cex" xmlns:w16cid="http://schemas.microsoft.com/office/word/2016/wordml/cid" xmlns:w16="http://schemas.microsoft.com/office/word/2018/wordml" xmlns:w16du="http://schemas.microsoft.com/office/word/2023/wordml/word16du" xmlns:w16sdtdh="http://schemas.microsoft.com/office/word/2020/wordml/sdtdatahash" xmlns:w16sdtfl="http://schemas.microsoft.com/office/word/2024/wordml/sdtformatlock" xmlns:w16se="http://schemas.microsoft.com/office/word/2015/wordml/symex" mc:Ignorable="w14 w15 w16se w16cid w16 w16cex w16sdtdh w16sdtfl w16du">
   <w:docDefaults>
     <w:rPrDefault>
       <w:rPr>
@@ -1486,7 +1790,6 @@
   <w:style w:type="character" w:default="1" w:styleId="Fuentedeprrafopredeter">
     <w:name w:val="Default Paragraph Font"/>
     <w:uiPriority w:val="1"/>
-    <w:semiHidden/>
     <w:unhideWhenUsed/>
   </w:style>
   <w:style w:type="table" w:default="1" w:styleId="Tablanormal">

--- a/docs/temas preguntas especificas.docx
+++ b/docs/temas preguntas especificas.docx
@@ -2,1033 +2,796 @@
 <file path=word/document.xml><?xml version="1.0" encoding="utf-8"?>
 <w:document xmlns:wpc="http://schemas.microsoft.com/office/word/2010/wordprocessingCanvas" xmlns:cx="http://schemas.microsoft.com/office/drawing/2014/chartex" xmlns:cx1="http://schemas.microsoft.com/office/drawing/2015/9/8/chartex" xmlns:cx2="http://schemas.microsoft.com/office/drawing/2015/10/21/chartex" xmlns:cx3="http://schemas.microsoft.com/office/drawing/2016/5/9/chartex" xmlns:cx4="http://schemas.microsoft.com/office/drawing/2016/5/10/chartex" xmlns:cx5="http://schemas.microsoft.com/office/drawing/2016/5/11/chartex" xmlns:cx6="http://schemas.microsoft.com/office/drawing/2016/5/12/chartex" xmlns:cx7="http://schemas.microsoft.com/office/drawing/2016/5/13/chartex" xmlns:cx8="http://schemas.microsoft.com/office/drawing/2016/5/14/chartex" xmlns:mc="http://schemas.openxmlformats.org/markup-compatibility/2006" xmlns:aink="http://schemas.microsoft.com/office/drawing/2016/ink" xmlns:am3d="http://schemas.microsoft.com/office/drawing/2017/model3d" xmlns:o="urn:schemas-microsoft-com:office:office" xmlns:oel="http://schemas.microsoft.com/office/2019/extlst" xmlns:r="http://schemas.openxmlformats.org/officeDocument/2006/relationships" xmlns:m="http://schemas.openxmlformats.org/officeDocument/2006/math" xmlns:v="urn:schemas-microsoft-com:vml" xmlns:wp14="http://schemas.microsoft.com/office/word/2010/wordprocessingDrawing" xmlns:wp="http://schemas.openxmlformats.org/drawingml/2006/wordprocessingDrawing" xmlns:w10="urn:schemas-microsoft-com:office:word" xmlns:w="http://schemas.openxmlformats.org/wordprocessingml/2006/main" xmlns:w14="http://schemas.microsoft.com/office/word/2010/wordml" xmlns:w15="http://schemas.microsoft.com/office/word/2012/wordml" xmlns:w16cei="http://schemas.microsoft.com/office/word/2026/wordml/cei" xmlns:w16cex="http://schemas.microsoft.com/office/word/2018/wordml/cex" xmlns:w16cid="http://schemas.microsoft.com/office/word/2016/wordml/cid" xmlns:w16="http://schemas.microsoft.com/office/word/2018/wordml" xmlns:w16du="http://schemas.microsoft.com/office/word/2023/wordml/word16du" xmlns:w16sdtdh="http://schemas.microsoft.com/office/word/2020/wordml/sdtdatahash" xmlns:w16sdtfl="http://schemas.microsoft.com/office/word/2024/wordml/sdtformatlock" xmlns:w16se="http://schemas.microsoft.com/office/word/2015/wordml/symex" xmlns:wpg="http://schemas.microsoft.com/office/word/2010/wordprocessingGroup" xmlns:wpi="http://schemas.microsoft.com/office/word/2010/wordprocessingInk" xmlns:wne="http://schemas.microsoft.com/office/word/2006/wordml" xmlns:wps="http://schemas.microsoft.com/office/word/2010/wordprocessingShape" mc:Ignorable="w14 w15 w16se w16cid w16 w16cex w16sdtdh w16sdtfl w16du wp14">
   <w:body>
-    <w:tbl>
-      <w:tblPr>
-        <w:tblW w:w="0" w:type="auto"/>
-        <w:tblCellSpacing w:w="15" w:type="dxa"/>
-        <w:tblCellMar>
-          <w:top w:w="15" w:type="dxa"/>
-          <w:left w:w="15" w:type="dxa"/>
-          <w:bottom w:w="15" w:type="dxa"/>
-          <w:right w:w="15" w:type="dxa"/>
-        </w:tblCellMar>
-        <w:tblLook w:val="04A0" w:firstRow="1" w:lastRow="0" w:firstColumn="1" w:lastColumn="0" w:noHBand="0" w:noVBand="1"/>
-      </w:tblPr>
-      <w:tblGrid>
-        <w:gridCol w:w="1088"/>
-        <w:gridCol w:w="7416"/>
-      </w:tblGrid>
-      <w:tr>
-        <w:trPr>
-          <w:tblHeader/>
-          <w:tblCellSpacing w:w="15" w:type="dxa"/>
-        </w:trPr>
-        <w:tc>
-          <w:tcPr>
-            <w:tcW w:w="0" w:type="auto"/>
-            <w:vAlign w:val="center"/>
-            <w:hideMark/>
-          </w:tcPr>
-          <w:p>
-            <w:pPr>
-              <w:rPr>
-                <w:b/>
-                <w:bCs/>
-              </w:rPr>
-            </w:pPr>
-            <w:r>
-              <w:rPr>
-                <w:b/>
-                <w:bCs/>
-              </w:rPr>
-              <w:t>Preguntas</w:t>
-            </w:r>
-          </w:p>
-        </w:tc>
-        <w:tc>
-          <w:tcPr>
-            <w:tcW w:w="0" w:type="auto"/>
-            <w:vAlign w:val="center"/>
-            <w:hideMark/>
-          </w:tcPr>
-          <w:p>
-            <w:pPr>
-              <w:rPr>
-                <w:b/>
-                <w:bCs/>
-              </w:rPr>
-            </w:pPr>
-            <w:r>
-              <w:rPr>
-                <w:b/>
-                <w:bCs/>
-              </w:rPr>
-              <w:t>Tema</w:t>
-            </w:r>
-          </w:p>
-        </w:tc>
-      </w:tr>
-      <w:tr>
-        <w:trPr>
-          <w:tblCellSpacing w:w="15" w:type="dxa"/>
-        </w:trPr>
-        <w:tc>
-          <w:tcPr>
-            <w:tcW w:w="0" w:type="auto"/>
-            <w:vAlign w:val="center"/>
-            <w:hideMark/>
-          </w:tcPr>
-          <w:p>
-            <w:r>
-              <w:rPr>
-                <w:b/>
-                <w:bCs/>
-              </w:rPr>
-              <w:t>1 – 24</w:t>
-            </w:r>
-          </w:p>
-        </w:tc>
-        <w:tc>
-          <w:tcPr>
-            <w:tcW w:w="0" w:type="auto"/>
-            <w:vAlign w:val="center"/>
-            <w:hideMark/>
-          </w:tcPr>
-          <w:p>
-            <w:r>
-              <w:t>Modelo OSI y TCP/IP</w:t>
-            </w:r>
-          </w:p>
-        </w:tc>
-      </w:tr>
-      <w:tr>
-        <w:trPr>
-          <w:tblCellSpacing w:w="15" w:type="dxa"/>
-        </w:trPr>
-        <w:tc>
-          <w:tcPr>
-            <w:tcW w:w="0" w:type="auto"/>
-            <w:vAlign w:val="center"/>
-            <w:hideMark/>
-          </w:tcPr>
-          <w:p>
-            <w:r>
-              <w:rPr>
-                <w:b/>
-                <w:bCs/>
-              </w:rPr>
-              <w:t>25 – 72</w:t>
-            </w:r>
-          </w:p>
-        </w:tc>
-        <w:tc>
-          <w:tcPr>
-            <w:tcW w:w="0" w:type="auto"/>
-            <w:vAlign w:val="center"/>
-            <w:hideMark/>
-          </w:tcPr>
-          <w:p>
-            <w:r>
-              <w:t xml:space="preserve">Redes de comunicaciones (Ethernet, LAN/WAN, </w:t>
-            </w:r>
-            <w:proofErr w:type="spellStart"/>
-            <w:r>
-              <w:t>WiFi</w:t>
-            </w:r>
-            <w:proofErr w:type="spellEnd"/>
-            <w:r>
-              <w:t xml:space="preserve">, TCP/IP, IPv4/IPv6, </w:t>
-            </w:r>
-            <w:proofErr w:type="spellStart"/>
-            <w:r>
-              <w:t>routing</w:t>
-            </w:r>
-            <w:proofErr w:type="spellEnd"/>
-            <w:r>
-              <w:t>, VLAN, NAT, ARP, ICMP...)</w:t>
-            </w:r>
-          </w:p>
-        </w:tc>
-      </w:tr>
-      <w:tr>
-        <w:trPr>
-          <w:tblCellSpacing w:w="15" w:type="dxa"/>
-        </w:trPr>
-        <w:tc>
-          <w:tcPr>
-            <w:tcW w:w="0" w:type="auto"/>
-            <w:vAlign w:val="center"/>
-            <w:hideMark/>
-          </w:tcPr>
-          <w:p>
-            <w:r>
-              <w:rPr>
-                <w:b/>
-                <w:bCs/>
-              </w:rPr>
-              <w:t>73 – 96</w:t>
-            </w:r>
-          </w:p>
-        </w:tc>
-        <w:tc>
-          <w:tcPr>
-            <w:tcW w:w="0" w:type="auto"/>
-            <w:vAlign w:val="center"/>
-            <w:hideMark/>
-          </w:tcPr>
-          <w:p>
-            <w:r>
-              <w:t>Bases de datos relacionales y modelo E/R</w:t>
-            </w:r>
-          </w:p>
-        </w:tc>
-      </w:tr>
-      <w:tr>
-        <w:trPr>
-          <w:tblCellSpacing w:w="15" w:type="dxa"/>
-        </w:trPr>
-        <w:tc>
-          <w:tcPr>
-            <w:tcW w:w="0" w:type="auto"/>
-            <w:vAlign w:val="center"/>
-            <w:hideMark/>
-          </w:tcPr>
-          <w:p>
-            <w:r>
-              <w:rPr>
-                <w:b/>
-                <w:bCs/>
-              </w:rPr>
-              <w:t>97 – 120</w:t>
-            </w:r>
-          </w:p>
-        </w:tc>
-        <w:tc>
-          <w:tcPr>
-            <w:tcW w:w="0" w:type="auto"/>
-            <w:vAlign w:val="center"/>
-            <w:hideMark/>
-          </w:tcPr>
-          <w:p>
-            <w:r>
-              <w:t>SAP HANA y SAP S/4HANA</w:t>
-            </w:r>
-          </w:p>
-        </w:tc>
-      </w:tr>
-      <w:tr>
-        <w:trPr>
-          <w:tblCellSpacing w:w="15" w:type="dxa"/>
-        </w:trPr>
-        <w:tc>
-          <w:tcPr>
-            <w:tcW w:w="0" w:type="auto"/>
-            <w:vAlign w:val="center"/>
-            <w:hideMark/>
-          </w:tcPr>
-          <w:p>
-            <w:r>
-              <w:rPr>
-                <w:b/>
-                <w:bCs/>
-              </w:rPr>
-              <w:t>121 – 144</w:t>
-            </w:r>
-          </w:p>
-        </w:tc>
-        <w:tc>
-          <w:tcPr>
-            <w:tcW w:w="0" w:type="auto"/>
-            <w:vAlign w:val="center"/>
-            <w:hideMark/>
-          </w:tcPr>
-          <w:p>
-            <w:r>
-              <w:t>Scrum, Agile, Kanban y Waterfall</w:t>
-            </w:r>
-          </w:p>
-        </w:tc>
-      </w:tr>
-      <w:tr>
-        <w:trPr>
-          <w:tblCellSpacing w:w="15" w:type="dxa"/>
-        </w:trPr>
-        <w:tc>
-          <w:tcPr>
-            <w:tcW w:w="0" w:type="auto"/>
-            <w:vAlign w:val="center"/>
-            <w:hideMark/>
-          </w:tcPr>
-          <w:p>
-            <w:r>
-              <w:rPr>
-                <w:b/>
-                <w:bCs/>
-              </w:rPr>
-              <w:t>145 – 168</w:t>
-            </w:r>
-          </w:p>
-        </w:tc>
-        <w:tc>
-          <w:tcPr>
-            <w:tcW w:w="0" w:type="auto"/>
-            <w:vAlign w:val="center"/>
-            <w:hideMark/>
-          </w:tcPr>
-          <w:p>
-            <w:r>
-              <w:t>Ingeniería del Software (UML, pruebas, mantenimiento, ciclo de vida...)</w:t>
-            </w:r>
-          </w:p>
-        </w:tc>
-      </w:tr>
-      <w:tr>
-        <w:trPr>
-          <w:tblCellSpacing w:w="15" w:type="dxa"/>
-        </w:trPr>
-        <w:tc>
-          <w:tcPr>
-            <w:tcW w:w="0" w:type="auto"/>
-            <w:vAlign w:val="center"/>
-            <w:hideMark/>
-          </w:tcPr>
-          <w:p>
-            <w:r>
-              <w:rPr>
-                <w:b/>
-                <w:bCs/>
-              </w:rPr>
-              <w:t>169 – 192</w:t>
-            </w:r>
-          </w:p>
-        </w:tc>
-        <w:tc>
-          <w:tcPr>
-            <w:tcW w:w="0" w:type="auto"/>
-            <w:vAlign w:val="center"/>
-            <w:hideMark/>
-          </w:tcPr>
-          <w:p>
-            <w:r>
-              <w:t>Gestión de proyectos software (PERT, riesgos, planificación, métricas...)</w:t>
-            </w:r>
-          </w:p>
-        </w:tc>
-      </w:tr>
-      <w:tr>
-        <w:trPr>
-          <w:tblCellSpacing w:w="15" w:type="dxa"/>
-        </w:trPr>
-        <w:tc>
-          <w:tcPr>
-            <w:tcW w:w="0" w:type="auto"/>
-            <w:vAlign w:val="center"/>
-            <w:hideMark/>
-          </w:tcPr>
-          <w:p>
-            <w:r>
-              <w:rPr>
-                <w:b/>
-                <w:bCs/>
-              </w:rPr>
-              <w:t>193 – 216</w:t>
-            </w:r>
-          </w:p>
-        </w:tc>
-        <w:tc>
-          <w:tcPr>
-            <w:tcW w:w="0" w:type="auto"/>
-            <w:vAlign w:val="center"/>
-            <w:hideMark/>
-          </w:tcPr>
-          <w:p>
-            <w:r>
-              <w:t>ITIL y gestión de servicios TI</w:t>
-            </w:r>
-            <w:r>
-              <w:t xml:space="preserve"> </w:t>
-            </w:r>
-            <w:r>
-              <w:t xml:space="preserve"> </w:t>
-            </w:r>
-          </w:p>
-        </w:tc>
-      </w:tr>
-      <w:tr>
-        <w:trPr>
-          <w:tblCellSpacing w:w="15" w:type="dxa"/>
-        </w:trPr>
-        <w:tc>
-          <w:tcPr>
-            <w:tcW w:w="0" w:type="auto"/>
-            <w:vAlign w:val="center"/>
-            <w:hideMark/>
-          </w:tcPr>
-          <w:p>
-            <w:r>
-              <w:rPr>
-                <w:b/>
-                <w:bCs/>
-              </w:rPr>
-              <w:t>217 – 240</w:t>
-            </w:r>
-          </w:p>
-        </w:tc>
-        <w:tc>
-          <w:tcPr>
-            <w:tcW w:w="0" w:type="auto"/>
-            <w:vAlign w:val="center"/>
-            <w:hideMark/>
-          </w:tcPr>
-          <w:p>
-            <w:proofErr w:type="spellStart"/>
-            <w:r>
-              <w:rPr>
-                <w:lang w:val="eu-ES"/>
-              </w:rPr>
-              <w:t>Business</w:t>
-            </w:r>
-            <w:proofErr w:type="spellEnd"/>
-            <w:r>
-              <w:rPr>
-                <w:lang w:val="eu-ES"/>
-              </w:rPr>
-              <w:t xml:space="preserve"> </w:t>
-            </w:r>
-            <w:proofErr w:type="spellStart"/>
-            <w:r>
-              <w:rPr>
-                <w:lang w:val="eu-ES"/>
-              </w:rPr>
-              <w:t>Intelligence</w:t>
-            </w:r>
-            <w:proofErr w:type="spellEnd"/>
-            <w:r>
-              <w:rPr>
-                <w:lang w:val="eu-ES"/>
-              </w:rPr>
-              <w:t xml:space="preserve">, Data </w:t>
-            </w:r>
-            <w:proofErr w:type="spellStart"/>
-            <w:r>
-              <w:rPr>
-                <w:lang w:val="eu-ES"/>
-              </w:rPr>
-              <w:t>Warehouse</w:t>
-            </w:r>
-            <w:proofErr w:type="spellEnd"/>
-            <w:r>
-              <w:rPr>
-                <w:lang w:val="eu-ES"/>
-              </w:rPr>
-              <w:t xml:space="preserve"> y </w:t>
-            </w:r>
-            <w:proofErr w:type="spellStart"/>
-            <w:r>
-              <w:rPr>
-                <w:lang w:val="eu-ES"/>
-              </w:rPr>
-              <w:t>Big</w:t>
-            </w:r>
-            <w:proofErr w:type="spellEnd"/>
-            <w:r>
-              <w:rPr>
-                <w:lang w:val="eu-ES"/>
-              </w:rPr>
-              <w:t xml:space="preserve"> Data</w:t>
-            </w:r>
-            <w:r>
-              <w:t xml:space="preserve"> </w:t>
-            </w:r>
-            <w:r>
-              <w:t xml:space="preserve"> </w:t>
-            </w:r>
-          </w:p>
-        </w:tc>
-      </w:tr>
-      <w:tr>
-        <w:trPr>
-          <w:tblCellSpacing w:w="15" w:type="dxa"/>
-        </w:trPr>
-        <w:tc>
-          <w:tcPr>
-            <w:tcW w:w="0" w:type="auto"/>
-            <w:vAlign w:val="center"/>
-            <w:hideMark/>
-          </w:tcPr>
-          <w:p>
-            <w:r>
-              <w:rPr>
-                <w:b/>
-                <w:bCs/>
-              </w:rPr>
-              <w:t>241 – 264</w:t>
-            </w:r>
-          </w:p>
-        </w:tc>
-        <w:tc>
-          <w:tcPr>
-            <w:tcW w:w="0" w:type="auto"/>
-            <w:vAlign w:val="center"/>
-            <w:hideMark/>
-          </w:tcPr>
-          <w:p>
-            <w:proofErr w:type="spellStart"/>
-            <w:r>
-              <w:rPr>
-                <w:lang w:val="eu-ES"/>
-              </w:rPr>
-              <w:t>Inteligencia</w:t>
-            </w:r>
-            <w:proofErr w:type="spellEnd"/>
-            <w:r>
-              <w:rPr>
-                <w:lang w:val="eu-ES"/>
-              </w:rPr>
-              <w:t xml:space="preserve"> </w:t>
-            </w:r>
-            <w:proofErr w:type="spellStart"/>
-            <w:r>
-              <w:rPr>
-                <w:lang w:val="eu-ES"/>
-              </w:rPr>
-              <w:t>Artificial</w:t>
-            </w:r>
-            <w:proofErr w:type="spellEnd"/>
-            <w:r>
-              <w:rPr>
-                <w:lang w:val="eu-ES"/>
-              </w:rPr>
-              <w:t xml:space="preserve"> y </w:t>
-            </w:r>
-            <w:proofErr w:type="spellStart"/>
-            <w:r>
-              <w:rPr>
-                <w:lang w:val="eu-ES"/>
-              </w:rPr>
-              <w:t>Machine</w:t>
-            </w:r>
-            <w:proofErr w:type="spellEnd"/>
-            <w:r>
-              <w:rPr>
-                <w:lang w:val="eu-ES"/>
-              </w:rPr>
-              <w:t xml:space="preserve"> </w:t>
-            </w:r>
-            <w:proofErr w:type="spellStart"/>
-            <w:r>
-              <w:rPr>
-                <w:lang w:val="eu-ES"/>
-              </w:rPr>
-              <w:t>Learning</w:t>
-            </w:r>
-            <w:proofErr w:type="spellEnd"/>
-            <w:r>
-              <w:t xml:space="preserve"> </w:t>
-            </w:r>
-            <w:r>
-              <w:t xml:space="preserve"> </w:t>
-            </w:r>
-          </w:p>
-        </w:tc>
-      </w:tr>
-      <w:tr>
-        <w:trPr>
-          <w:tblCellSpacing w:w="15" w:type="dxa"/>
-        </w:trPr>
-        <w:tc>
-          <w:tcPr>
-            <w:tcW w:w="0" w:type="auto"/>
-            <w:vAlign w:val="center"/>
-            <w:hideMark/>
-          </w:tcPr>
-          <w:p>
-            <w:r>
-              <w:rPr>
-                <w:b/>
-                <w:bCs/>
-              </w:rPr>
-              <w:t>265 – 288</w:t>
-            </w:r>
-          </w:p>
-        </w:tc>
-        <w:tc>
-          <w:tcPr>
-            <w:tcW w:w="0" w:type="auto"/>
-            <w:vAlign w:val="center"/>
-            <w:hideMark/>
-          </w:tcPr>
-          <w:p>
-            <w:proofErr w:type="spellStart"/>
-            <w:r>
-              <w:rPr>
-                <w:lang w:val="eu-ES"/>
-              </w:rPr>
-              <w:t>Sistemas</w:t>
-            </w:r>
-            <w:proofErr w:type="spellEnd"/>
-            <w:r>
-              <w:rPr>
-                <w:lang w:val="eu-ES"/>
-              </w:rPr>
-              <w:t xml:space="preserve"> </w:t>
-            </w:r>
-            <w:proofErr w:type="spellStart"/>
-            <w:r>
-              <w:rPr>
-                <w:lang w:val="eu-ES"/>
-              </w:rPr>
-              <w:t>Operativos</w:t>
-            </w:r>
-            <w:proofErr w:type="spellEnd"/>
-            <w:r>
-              <w:t xml:space="preserve"> </w:t>
-            </w:r>
-            <w:r>
-              <w:t xml:space="preserve"> </w:t>
-            </w:r>
-          </w:p>
-        </w:tc>
-      </w:tr>
-      <w:tr>
-        <w:trPr>
-          <w:tblCellSpacing w:w="15" w:type="dxa"/>
-        </w:trPr>
-        <w:tc>
-          <w:tcPr>
-            <w:tcW w:w="0" w:type="auto"/>
-            <w:vAlign w:val="center"/>
-            <w:hideMark/>
-          </w:tcPr>
-          <w:p>
-            <w:r>
-              <w:rPr>
-                <w:b/>
-                <w:bCs/>
-              </w:rPr>
-              <w:t>289 – 312</w:t>
-            </w:r>
-          </w:p>
-        </w:tc>
-        <w:tc>
-          <w:tcPr>
-            <w:tcW w:w="0" w:type="auto"/>
-            <w:vAlign w:val="center"/>
-            <w:hideMark/>
-          </w:tcPr>
-          <w:p>
-            <w:proofErr w:type="spellStart"/>
-            <w:r>
-              <w:rPr>
-                <w:lang w:val="eu-ES"/>
-              </w:rPr>
-              <w:t>Administración</w:t>
-            </w:r>
-            <w:proofErr w:type="spellEnd"/>
-            <w:r>
-              <w:rPr>
-                <w:lang w:val="eu-ES"/>
-              </w:rPr>
-              <w:t xml:space="preserve"> Linux</w:t>
-            </w:r>
-            <w:r>
-              <w:t xml:space="preserve"> </w:t>
-            </w:r>
-          </w:p>
-        </w:tc>
-      </w:tr>
-      <w:tr>
-        <w:trPr>
-          <w:tblCellSpacing w:w="15" w:type="dxa"/>
-        </w:trPr>
-        <w:tc>
-          <w:tcPr>
-            <w:tcW w:w="0" w:type="auto"/>
-            <w:vAlign w:val="center"/>
-            <w:hideMark/>
-          </w:tcPr>
-          <w:p>
-            <w:r>
-              <w:rPr>
-                <w:b/>
-                <w:bCs/>
-              </w:rPr>
-              <w:t>313 – 336</w:t>
-            </w:r>
-          </w:p>
-        </w:tc>
-        <w:tc>
-          <w:tcPr>
-            <w:tcW w:w="0" w:type="auto"/>
-            <w:vAlign w:val="center"/>
-            <w:hideMark/>
-          </w:tcPr>
-          <w:p>
-            <w:proofErr w:type="spellStart"/>
-            <w:r>
-              <w:rPr>
-                <w:lang w:val="eu-ES"/>
-              </w:rPr>
-              <w:t>Administración</w:t>
-            </w:r>
-            <w:proofErr w:type="spellEnd"/>
-            <w:r>
-              <w:rPr>
-                <w:lang w:val="eu-ES"/>
-              </w:rPr>
-              <w:t xml:space="preserve"> Windows Server</w:t>
-            </w:r>
-          </w:p>
-        </w:tc>
-      </w:tr>
-      <w:tr>
-        <w:trPr>
-          <w:tblCellSpacing w:w="15" w:type="dxa"/>
-        </w:trPr>
-        <w:tc>
-          <w:tcPr>
-            <w:tcW w:w="0" w:type="auto"/>
-            <w:vAlign w:val="center"/>
-            <w:hideMark/>
-          </w:tcPr>
-          <w:p>
-            <w:r>
-              <w:rPr>
-                <w:b/>
-                <w:bCs/>
-              </w:rPr>
-              <w:t>337 – 360</w:t>
-            </w:r>
-          </w:p>
-        </w:tc>
-        <w:tc>
-          <w:tcPr>
-            <w:tcW w:w="0" w:type="auto"/>
-            <w:vAlign w:val="center"/>
-            <w:hideMark/>
-          </w:tcPr>
-          <w:p>
-            <w:proofErr w:type="spellStart"/>
-            <w:r>
-              <w:rPr>
-                <w:lang w:val="eu-ES"/>
-              </w:rPr>
-              <w:t>Virtualización</w:t>
-            </w:r>
-            <w:proofErr w:type="spellEnd"/>
-            <w:r>
-              <w:rPr>
-                <w:lang w:val="eu-ES"/>
-              </w:rPr>
-              <w:t xml:space="preserve"> y </w:t>
-            </w:r>
-            <w:proofErr w:type="spellStart"/>
-            <w:r>
-              <w:rPr>
-                <w:lang w:val="eu-ES"/>
-              </w:rPr>
-              <w:t>Cloud</w:t>
-            </w:r>
-            <w:proofErr w:type="spellEnd"/>
-            <w:r>
-              <w:rPr>
-                <w:lang w:val="eu-ES"/>
-              </w:rPr>
-              <w:t xml:space="preserve"> </w:t>
-            </w:r>
-            <w:proofErr w:type="spellStart"/>
-            <w:r>
-              <w:rPr>
-                <w:lang w:val="eu-ES"/>
-              </w:rPr>
-              <w:t>Computing</w:t>
-            </w:r>
-            <w:proofErr w:type="spellEnd"/>
-          </w:p>
-        </w:tc>
-      </w:tr>
-      <w:tr>
-        <w:trPr>
-          <w:tblCellSpacing w:w="15" w:type="dxa"/>
-        </w:trPr>
-        <w:tc>
-          <w:tcPr>
-            <w:tcW w:w="0" w:type="auto"/>
-            <w:vAlign w:val="center"/>
-            <w:hideMark/>
-          </w:tcPr>
-          <w:p>
-            <w:r>
-              <w:rPr>
-                <w:b/>
-                <w:bCs/>
-              </w:rPr>
-              <w:t>361 – 384</w:t>
-            </w:r>
-          </w:p>
-        </w:tc>
-        <w:tc>
-          <w:tcPr>
-            <w:tcW w:w="0" w:type="auto"/>
-            <w:vAlign w:val="center"/>
-            <w:hideMark/>
-          </w:tcPr>
-          <w:p>
-            <w:proofErr w:type="spellStart"/>
-            <w:r>
-              <w:rPr>
-                <w:lang w:val="eu-ES"/>
-              </w:rPr>
-              <w:t>Seguridad</w:t>
-            </w:r>
-            <w:proofErr w:type="spellEnd"/>
-            <w:r>
-              <w:rPr>
-                <w:lang w:val="eu-ES"/>
-              </w:rPr>
-              <w:t xml:space="preserve"> </w:t>
-            </w:r>
-            <w:proofErr w:type="spellStart"/>
-            <w:r>
-              <w:rPr>
-                <w:lang w:val="eu-ES"/>
-              </w:rPr>
-              <w:t>Informática</w:t>
-            </w:r>
-            <w:proofErr w:type="spellEnd"/>
-            <w:r>
-              <w:rPr>
-                <w:lang w:val="eu-ES"/>
-              </w:rPr>
-              <w:t xml:space="preserve"> y </w:t>
-            </w:r>
-            <w:proofErr w:type="spellStart"/>
-            <w:r>
-              <w:rPr>
-                <w:lang w:val="eu-ES"/>
-              </w:rPr>
-              <w:t>Criptografía</w:t>
-            </w:r>
-            <w:proofErr w:type="spellEnd"/>
-          </w:p>
-        </w:tc>
-      </w:tr>
-      <w:tr>
-        <w:trPr>
-          <w:tblCellSpacing w:w="15" w:type="dxa"/>
-        </w:trPr>
-        <w:tc>
-          <w:tcPr>
-            <w:tcW w:w="0" w:type="auto"/>
-            <w:vAlign w:val="center"/>
-            <w:hideMark/>
-          </w:tcPr>
-          <w:p>
-            <w:r>
-              <w:rPr>
-                <w:b/>
-                <w:bCs/>
-              </w:rPr>
-              <w:t>385 – 408</w:t>
-            </w:r>
-          </w:p>
-        </w:tc>
-        <w:tc>
-          <w:tcPr>
-            <w:tcW w:w="0" w:type="auto"/>
-            <w:vAlign w:val="center"/>
-            <w:hideMark/>
-          </w:tcPr>
-          <w:p>
-            <w:proofErr w:type="spellStart"/>
-            <w:r>
-              <w:rPr>
-                <w:lang w:val="eu-ES"/>
-              </w:rPr>
-              <w:t>Protección</w:t>
-            </w:r>
-            <w:proofErr w:type="spellEnd"/>
-            <w:r>
-              <w:rPr>
-                <w:lang w:val="eu-ES"/>
-              </w:rPr>
-              <w:t xml:space="preserve"> de </w:t>
-            </w:r>
-            <w:proofErr w:type="spellStart"/>
-            <w:r>
-              <w:rPr>
-                <w:lang w:val="eu-ES"/>
-              </w:rPr>
-              <w:t>Datos</w:t>
-            </w:r>
-            <w:proofErr w:type="spellEnd"/>
-            <w:r>
-              <w:rPr>
-                <w:lang w:val="eu-ES"/>
-              </w:rPr>
-              <w:t xml:space="preserve">, ENS, RGPD y </w:t>
-            </w:r>
-            <w:proofErr w:type="spellStart"/>
-            <w:r>
-              <w:rPr>
-                <w:lang w:val="eu-ES"/>
-              </w:rPr>
-              <w:t>Legislación</w:t>
-            </w:r>
-            <w:proofErr w:type="spellEnd"/>
-            <w:r>
-              <w:rPr>
-                <w:lang w:val="eu-ES"/>
-              </w:rPr>
-              <w:t xml:space="preserve"> TIC</w:t>
-            </w:r>
-          </w:p>
-        </w:tc>
-      </w:tr>
-      <w:tr>
-        <w:trPr>
-          <w:tblCellSpacing w:w="15" w:type="dxa"/>
-        </w:trPr>
-        <w:tc>
-          <w:tcPr>
-            <w:tcW w:w="0" w:type="auto"/>
-            <w:vAlign w:val="center"/>
-            <w:hideMark/>
-          </w:tcPr>
-          <w:p>
-            <w:r>
-              <w:rPr>
-                <w:b/>
-                <w:bCs/>
-              </w:rPr>
-              <w:t>409 – 432</w:t>
-            </w:r>
-          </w:p>
-        </w:tc>
-        <w:tc>
-          <w:tcPr>
-            <w:tcW w:w="0" w:type="auto"/>
-            <w:vAlign w:val="center"/>
-            <w:hideMark/>
-          </w:tcPr>
-          <w:p>
-            <w:r>
-              <w:t xml:space="preserve">Desarrollo Web (HTML, CSS, JavaScript, </w:t>
-            </w:r>
-            <w:proofErr w:type="spellStart"/>
-            <w:r>
-              <w:t>APIs</w:t>
-            </w:r>
-            <w:proofErr w:type="spellEnd"/>
-            <w:r>
-              <w:t>...)</w:t>
-            </w:r>
-          </w:p>
-        </w:tc>
-      </w:tr>
-      <w:tr>
-        <w:trPr>
-          <w:tblCellSpacing w:w="15" w:type="dxa"/>
-        </w:trPr>
-        <w:tc>
-          <w:tcPr>
-            <w:tcW w:w="0" w:type="auto"/>
-            <w:vAlign w:val="center"/>
-            <w:hideMark/>
-          </w:tcPr>
-          <w:p>
-            <w:r>
-              <w:rPr>
-                <w:b/>
-                <w:bCs/>
-              </w:rPr>
-              <w:t>433 – 456</w:t>
-            </w:r>
-          </w:p>
-        </w:tc>
-        <w:tc>
-          <w:tcPr>
-            <w:tcW w:w="0" w:type="auto"/>
-            <w:vAlign w:val="center"/>
-            <w:hideMark/>
-          </w:tcPr>
-          <w:p>
-            <w:r>
-              <w:t>Programación (Java, C#, patrones, POO...)</w:t>
-            </w:r>
-          </w:p>
-        </w:tc>
-      </w:tr>
-      <w:tr>
-        <w:trPr>
-          <w:tblCellSpacing w:w="15" w:type="dxa"/>
-        </w:trPr>
-        <w:tc>
-          <w:tcPr>
-            <w:tcW w:w="0" w:type="auto"/>
-            <w:vAlign w:val="center"/>
-            <w:hideMark/>
-          </w:tcPr>
-          <w:p>
-            <w:r>
-              <w:rPr>
-                <w:b/>
-                <w:bCs/>
-              </w:rPr>
-              <w:t>457 – 480</w:t>
-            </w:r>
-          </w:p>
-        </w:tc>
-        <w:tc>
-          <w:tcPr>
-            <w:tcW w:w="0" w:type="auto"/>
-            <w:vAlign w:val="center"/>
-            <w:hideMark/>
-          </w:tcPr>
-          <w:p>
-            <w:r>
-              <w:t>Arquitectura de computadores</w:t>
-            </w:r>
-          </w:p>
-        </w:tc>
-      </w:tr>
-      <w:tr>
-        <w:trPr>
-          <w:tblCellSpacing w:w="15" w:type="dxa"/>
-        </w:trPr>
-        <w:tc>
-          <w:tcPr>
-            <w:tcW w:w="0" w:type="auto"/>
-            <w:vAlign w:val="center"/>
-            <w:hideMark/>
-          </w:tcPr>
-          <w:p>
-            <w:r>
-              <w:rPr>
-                <w:b/>
-                <w:bCs/>
-              </w:rPr>
-              <w:t>481 – 500</w:t>
-            </w:r>
-          </w:p>
-        </w:tc>
-        <w:tc>
-          <w:tcPr>
-            <w:tcW w:w="0" w:type="auto"/>
-            <w:vAlign w:val="center"/>
-            <w:hideMark/>
-          </w:tcPr>
-          <w:p>
-            <w:r>
-              <w:t>Repaso/Miscelánea de informática</w:t>
-            </w:r>
-          </w:p>
-        </w:tc>
-      </w:tr>
-    </w:tbl>
-    <w:p/>
-    <w:p>
-      <w:r>
+    <w:p>
+      <w:pPr>
+        <w:rPr>
+          <w:sz w:val="24"/>
+          <w:szCs w:val="24"/>
+        </w:rPr>
+      </w:pPr>
+      <w:r>
+        <w:rPr>
+          <w:b/>
+          <w:bCs/>
+          <w:sz w:val="24"/>
+          <w:szCs w:val="24"/>
+        </w:rPr>
+        <w:t>Tema 1</w:t>
+      </w:r>
+      <w:r>
+        <w:rPr>
+          <w:sz w:val="24"/>
+          <w:szCs w:val="24"/>
+        </w:rPr>
+        <w:t xml:space="preserve"> – Modelo OSI y TCP/IP: preguntas </w:t>
+      </w:r>
+      <w:r>
+        <w:rPr>
+          <w:b/>
+          <w:bCs/>
+          <w:sz w:val="24"/>
+          <w:szCs w:val="24"/>
+        </w:rPr>
+        <w:t>1 a 24, 24 preguntas</w:t>
+      </w:r>
+    </w:p>
+    <w:p>
+      <w:pPr>
+        <w:rPr>
+          <w:sz w:val="24"/>
+          <w:szCs w:val="24"/>
+        </w:rPr>
+      </w:pPr>
+      <w:r>
+        <w:rPr>
+          <w:b/>
+          <w:bCs/>
+          <w:sz w:val="24"/>
+          <w:szCs w:val="24"/>
+        </w:rPr>
+        <w:t>Tema 2</w:t>
+      </w:r>
+      <w:r>
+        <w:rPr>
+          <w:sz w:val="24"/>
+          <w:szCs w:val="24"/>
+        </w:rPr>
+        <w:t xml:space="preserve"> – Redes de comunicaciones (Ethernet, LAN/WAN, </w:t>
+      </w:r>
+      <w:proofErr w:type="spellStart"/>
+      <w:r>
+        <w:rPr>
+          <w:sz w:val="24"/>
+          <w:szCs w:val="24"/>
+        </w:rPr>
+        <w:t>WiFi</w:t>
+      </w:r>
+      <w:proofErr w:type="spellEnd"/>
+      <w:r>
+        <w:rPr>
+          <w:sz w:val="24"/>
+          <w:szCs w:val="24"/>
+        </w:rPr>
+        <w:t xml:space="preserve">, TCP/IP, IPv4/IPv6, </w:t>
+      </w:r>
+      <w:proofErr w:type="spellStart"/>
+      <w:r>
+        <w:rPr>
+          <w:sz w:val="24"/>
+          <w:szCs w:val="24"/>
+        </w:rPr>
+        <w:t>routing</w:t>
+      </w:r>
+      <w:proofErr w:type="spellEnd"/>
+      <w:r>
+        <w:rPr>
+          <w:sz w:val="24"/>
+          <w:szCs w:val="24"/>
+        </w:rPr>
+        <w:t xml:space="preserve">, VLAN, NAT, ARP, ICMP...): preguntas </w:t>
+      </w:r>
+      <w:r>
+        <w:rPr>
+          <w:b/>
+          <w:bCs/>
+          <w:sz w:val="24"/>
+          <w:szCs w:val="24"/>
+        </w:rPr>
+        <w:t>25 a 72, 48 preguntas</w:t>
+      </w:r>
+    </w:p>
+    <w:p>
+      <w:pPr>
+        <w:rPr>
+          <w:sz w:val="24"/>
+          <w:szCs w:val="24"/>
+        </w:rPr>
+      </w:pPr>
+      <w:r>
+        <w:rPr>
+          <w:b/>
+          <w:bCs/>
+          <w:sz w:val="24"/>
+          <w:szCs w:val="24"/>
+        </w:rPr>
+        <w:t>Tema 3</w:t>
+      </w:r>
+      <w:r>
+        <w:rPr>
+          <w:sz w:val="24"/>
+          <w:szCs w:val="24"/>
+        </w:rPr>
+        <w:t xml:space="preserve"> – Bases de datos relacionales y modelo E/R: preguntas </w:t>
+      </w:r>
+      <w:r>
+        <w:rPr>
+          <w:b/>
+          <w:bCs/>
+          <w:sz w:val="24"/>
+          <w:szCs w:val="24"/>
+        </w:rPr>
+        <w:t>73 a 96, 24 preguntas</w:t>
+      </w:r>
+    </w:p>
+    <w:p>
+      <w:pPr>
+        <w:rPr>
+          <w:sz w:val="24"/>
+          <w:szCs w:val="24"/>
+        </w:rPr>
+      </w:pPr>
+      <w:r>
+        <w:rPr>
+          <w:b/>
+          <w:bCs/>
+          <w:sz w:val="24"/>
+          <w:szCs w:val="24"/>
+        </w:rPr>
+        <w:t>Tema 4</w:t>
+      </w:r>
+      <w:r>
+        <w:rPr>
+          <w:sz w:val="24"/>
+          <w:szCs w:val="24"/>
+        </w:rPr>
+        <w:t xml:space="preserve"> – SAP HANA y SAP S/4HANA: preguntas </w:t>
+      </w:r>
+      <w:r>
+        <w:rPr>
+          <w:b/>
+          <w:bCs/>
+          <w:sz w:val="24"/>
+          <w:szCs w:val="24"/>
+        </w:rPr>
+        <w:t>97 a 120, 24 preguntas</w:t>
+      </w:r>
+    </w:p>
+    <w:p>
+      <w:pPr>
+        <w:rPr>
+          <w:sz w:val="24"/>
+          <w:szCs w:val="24"/>
+        </w:rPr>
+      </w:pPr>
+      <w:r>
+        <w:rPr>
+          <w:b/>
+          <w:bCs/>
+          <w:sz w:val="24"/>
+          <w:szCs w:val="24"/>
+        </w:rPr>
+        <w:t>Tema 5</w:t>
+      </w:r>
+      <w:r>
+        <w:rPr>
+          <w:sz w:val="24"/>
+          <w:szCs w:val="24"/>
+        </w:rPr>
+        <w:t xml:space="preserve"> – Scrum, Agile, Kanban y Waterfall: preguntas </w:t>
+      </w:r>
+      <w:r>
+        <w:rPr>
+          <w:b/>
+          <w:bCs/>
+          <w:sz w:val="24"/>
+          <w:szCs w:val="24"/>
+        </w:rPr>
+        <w:t>121 a 144, 24 preguntas</w:t>
+      </w:r>
+    </w:p>
+    <w:p>
+      <w:pPr>
+        <w:rPr>
+          <w:sz w:val="24"/>
+          <w:szCs w:val="24"/>
+        </w:rPr>
+      </w:pPr>
+      <w:r>
+        <w:rPr>
+          <w:b/>
+          <w:bCs/>
+          <w:sz w:val="24"/>
+          <w:szCs w:val="24"/>
+        </w:rPr>
+        <w:t>Tema 6</w:t>
+      </w:r>
+      <w:r>
+        <w:rPr>
+          <w:sz w:val="24"/>
+          <w:szCs w:val="24"/>
+        </w:rPr>
+        <w:t xml:space="preserve"> – Ingeniería del Software (UML, pruebas, mantenimiento, ciclo de vida...): preguntas </w:t>
+      </w:r>
+      <w:r>
+        <w:rPr>
+          <w:b/>
+          <w:bCs/>
+          <w:sz w:val="24"/>
+          <w:szCs w:val="24"/>
+        </w:rPr>
+        <w:t>145 a 168, 24 preguntas</w:t>
+      </w:r>
+    </w:p>
+    <w:p>
+      <w:pPr>
+        <w:rPr>
+          <w:sz w:val="24"/>
+          <w:szCs w:val="24"/>
+        </w:rPr>
+      </w:pPr>
+      <w:r>
+        <w:rPr>
+          <w:b/>
+          <w:bCs/>
+          <w:sz w:val="24"/>
+          <w:szCs w:val="24"/>
+        </w:rPr>
+        <w:t>Tema 7</w:t>
+      </w:r>
+      <w:r>
+        <w:rPr>
+          <w:sz w:val="24"/>
+          <w:szCs w:val="24"/>
+        </w:rPr>
+        <w:t xml:space="preserve"> – Gestión de proyectos software (PERT, riesgos, planificación, métricas...): preguntas </w:t>
+      </w:r>
+      <w:r>
+        <w:rPr>
+          <w:b/>
+          <w:bCs/>
+          <w:sz w:val="24"/>
+          <w:szCs w:val="24"/>
+        </w:rPr>
+        <w:t>169 a 192, 24 preguntas</w:t>
+      </w:r>
+    </w:p>
+    <w:p>
+      <w:pPr>
+        <w:rPr>
+          <w:sz w:val="24"/>
+          <w:szCs w:val="24"/>
+        </w:rPr>
+      </w:pPr>
+      <w:r>
+        <w:rPr>
+          <w:b/>
+          <w:bCs/>
+          <w:sz w:val="24"/>
+          <w:szCs w:val="24"/>
+        </w:rPr>
+        <w:t>Tema 8</w:t>
+      </w:r>
+      <w:r>
+        <w:rPr>
+          <w:sz w:val="24"/>
+          <w:szCs w:val="24"/>
+        </w:rPr>
+        <w:t xml:space="preserve"> – ITIL y gestión de servicios TI: preguntas </w:t>
+      </w:r>
+      <w:r>
+        <w:rPr>
+          <w:b/>
+          <w:bCs/>
+          <w:sz w:val="24"/>
+          <w:szCs w:val="24"/>
+        </w:rPr>
+        <w:t>193 a 216, 24 preguntas</w:t>
+      </w:r>
+    </w:p>
+    <w:p>
+      <w:pPr>
+        <w:rPr>
+          <w:sz w:val="24"/>
+          <w:szCs w:val="24"/>
+        </w:rPr>
+      </w:pPr>
+      <w:r>
+        <w:rPr>
+          <w:b/>
+          <w:bCs/>
+          <w:sz w:val="24"/>
+          <w:szCs w:val="24"/>
+        </w:rPr>
+        <w:t>Tema 9</w:t>
+      </w:r>
+      <w:r>
+        <w:rPr>
+          <w:sz w:val="24"/>
+          <w:szCs w:val="24"/>
+        </w:rPr>
+        <w:t xml:space="preserve"> – Business </w:t>
+      </w:r>
+      <w:proofErr w:type="spellStart"/>
+      <w:r>
+        <w:rPr>
+          <w:sz w:val="24"/>
+          <w:szCs w:val="24"/>
+        </w:rPr>
+        <w:t>Intelligence</w:t>
+      </w:r>
+      <w:proofErr w:type="spellEnd"/>
+      <w:r>
+        <w:rPr>
+          <w:sz w:val="24"/>
+          <w:szCs w:val="24"/>
+        </w:rPr>
+        <w:t xml:space="preserve">, Data </w:t>
+      </w:r>
+      <w:proofErr w:type="spellStart"/>
+      <w:r>
+        <w:rPr>
+          <w:sz w:val="24"/>
+          <w:szCs w:val="24"/>
+        </w:rPr>
+        <w:t>Warehouse</w:t>
+      </w:r>
+      <w:proofErr w:type="spellEnd"/>
+      <w:r>
+        <w:rPr>
+          <w:sz w:val="24"/>
+          <w:szCs w:val="24"/>
+        </w:rPr>
+        <w:t xml:space="preserve"> y Big Data: preguntas </w:t>
+      </w:r>
+      <w:r>
+        <w:rPr>
+          <w:b/>
+          <w:bCs/>
+          <w:sz w:val="24"/>
+          <w:szCs w:val="24"/>
+        </w:rPr>
+        <w:t>217 a 240, 24 preguntas</w:t>
+      </w:r>
+    </w:p>
+    <w:p>
+      <w:pPr>
+        <w:rPr>
+          <w:sz w:val="24"/>
+          <w:szCs w:val="24"/>
+        </w:rPr>
+      </w:pPr>
+      <w:r>
+        <w:rPr>
+          <w:b/>
+          <w:bCs/>
+          <w:sz w:val="24"/>
+          <w:szCs w:val="24"/>
+        </w:rPr>
+        <w:t>Tema 10</w:t>
+      </w:r>
+      <w:r>
+        <w:rPr>
+          <w:sz w:val="24"/>
+          <w:szCs w:val="24"/>
+        </w:rPr>
+        <w:t xml:space="preserve"> – Inteligencia Artificial y Machine </w:t>
+      </w:r>
+      <w:proofErr w:type="spellStart"/>
+      <w:r>
+        <w:rPr>
+          <w:sz w:val="24"/>
+          <w:szCs w:val="24"/>
+        </w:rPr>
+        <w:t>Learning</w:t>
+      </w:r>
+      <w:proofErr w:type="spellEnd"/>
+      <w:r>
+        <w:rPr>
+          <w:sz w:val="24"/>
+          <w:szCs w:val="24"/>
+        </w:rPr>
+        <w:t xml:space="preserve">: preguntas </w:t>
+      </w:r>
+      <w:r>
+        <w:rPr>
+          <w:b/>
+          <w:bCs/>
+          <w:sz w:val="24"/>
+          <w:szCs w:val="24"/>
+        </w:rPr>
+        <w:t>241 a 264, 24 preguntas</w:t>
+      </w:r>
+    </w:p>
+    <w:p>
+      <w:pPr>
+        <w:rPr>
+          <w:sz w:val="24"/>
+          <w:szCs w:val="24"/>
+        </w:rPr>
+      </w:pPr>
+      <w:r>
+        <w:rPr>
+          <w:b/>
+          <w:bCs/>
+          <w:sz w:val="24"/>
+          <w:szCs w:val="24"/>
+        </w:rPr>
+        <w:t>Tema 11</w:t>
+      </w:r>
+      <w:r>
+        <w:rPr>
+          <w:sz w:val="24"/>
+          <w:szCs w:val="24"/>
+        </w:rPr>
+        <w:t xml:space="preserve"> – Sistemas Operativos: preguntas </w:t>
+      </w:r>
+      <w:r>
+        <w:rPr>
+          <w:b/>
+          <w:bCs/>
+          <w:sz w:val="24"/>
+          <w:szCs w:val="24"/>
+        </w:rPr>
+        <w:t>265 a 288, 24 preguntas</w:t>
+      </w:r>
+    </w:p>
+    <w:p>
+      <w:pPr>
+        <w:rPr>
+          <w:sz w:val="24"/>
+          <w:szCs w:val="24"/>
+        </w:rPr>
+      </w:pPr>
+      <w:r>
+        <w:rPr>
+          <w:b/>
+          <w:bCs/>
+          <w:sz w:val="24"/>
+          <w:szCs w:val="24"/>
+        </w:rPr>
+        <w:t>Tema 12</w:t>
+      </w:r>
+      <w:r>
+        <w:rPr>
+          <w:sz w:val="24"/>
+          <w:szCs w:val="24"/>
+        </w:rPr>
+        <w:t xml:space="preserve"> – Administración Linux: preguntas </w:t>
+      </w:r>
+      <w:r>
+        <w:rPr>
+          <w:b/>
+          <w:bCs/>
+          <w:sz w:val="24"/>
+          <w:szCs w:val="24"/>
+        </w:rPr>
+        <w:t>289 a 312, 24 preguntas</w:t>
+      </w:r>
+    </w:p>
+    <w:p>
+      <w:pPr>
+        <w:rPr>
+          <w:sz w:val="24"/>
+          <w:szCs w:val="24"/>
+        </w:rPr>
+      </w:pPr>
+      <w:r>
+        <w:rPr>
+          <w:b/>
+          <w:bCs/>
+          <w:sz w:val="24"/>
+          <w:szCs w:val="24"/>
+        </w:rPr>
+        <w:t>Tema 13</w:t>
+      </w:r>
+      <w:r>
+        <w:rPr>
+          <w:sz w:val="24"/>
+          <w:szCs w:val="24"/>
+        </w:rPr>
+        <w:t xml:space="preserve"> – Administración Windows Server: preguntas </w:t>
+      </w:r>
+      <w:r>
+        <w:rPr>
+          <w:b/>
+          <w:bCs/>
+          <w:sz w:val="24"/>
+          <w:szCs w:val="24"/>
+        </w:rPr>
+        <w:t>313 a 336, 24 preguntas</w:t>
+      </w:r>
+    </w:p>
+    <w:p>
+      <w:pPr>
+        <w:rPr>
+          <w:sz w:val="24"/>
+          <w:szCs w:val="24"/>
+        </w:rPr>
+      </w:pPr>
+      <w:r>
+        <w:rPr>
+          <w:b/>
+          <w:bCs/>
+          <w:sz w:val="24"/>
+          <w:szCs w:val="24"/>
+        </w:rPr>
+        <w:t>Tema 14</w:t>
+      </w:r>
+      <w:r>
+        <w:rPr>
+          <w:sz w:val="24"/>
+          <w:szCs w:val="24"/>
+        </w:rPr>
+        <w:t xml:space="preserve"> – Virtualización y Cloud Computing: preguntas </w:t>
+      </w:r>
+      <w:r>
+        <w:rPr>
+          <w:b/>
+          <w:bCs/>
+          <w:sz w:val="24"/>
+          <w:szCs w:val="24"/>
+        </w:rPr>
+        <w:t>337 a 360, 24 preguntas</w:t>
+      </w:r>
+    </w:p>
+    <w:p>
+      <w:pPr>
+        <w:rPr>
+          <w:sz w:val="24"/>
+          <w:szCs w:val="24"/>
+        </w:rPr>
+      </w:pPr>
+      <w:r>
+        <w:rPr>
+          <w:b/>
+          <w:bCs/>
+          <w:sz w:val="24"/>
+          <w:szCs w:val="24"/>
+        </w:rPr>
+        <w:t>Tema 15</w:t>
+      </w:r>
+      <w:r>
+        <w:rPr>
+          <w:sz w:val="24"/>
+          <w:szCs w:val="24"/>
+        </w:rPr>
+        <w:t xml:space="preserve"> – Seguridad Informática y Criptografía: preguntas </w:t>
+      </w:r>
+      <w:r>
+        <w:rPr>
+          <w:b/>
+          <w:bCs/>
+          <w:sz w:val="24"/>
+          <w:szCs w:val="24"/>
+        </w:rPr>
+        <w:t>361 a 384, 24 preguntas</w:t>
+      </w:r>
+    </w:p>
+    <w:p>
+      <w:pPr>
+        <w:rPr>
+          <w:sz w:val="24"/>
+          <w:szCs w:val="24"/>
+        </w:rPr>
+      </w:pPr>
+      <w:r>
+        <w:rPr>
+          <w:b/>
+          <w:bCs/>
+          <w:sz w:val="24"/>
+          <w:szCs w:val="24"/>
+        </w:rPr>
+        <w:t>Tema 16</w:t>
+      </w:r>
+      <w:r>
+        <w:rPr>
+          <w:sz w:val="24"/>
+          <w:szCs w:val="24"/>
+        </w:rPr>
+        <w:t xml:space="preserve"> – Protección de Datos, ENS, RGPD y Legislación TIC: preguntas </w:t>
+      </w:r>
+      <w:r>
+        <w:rPr>
+          <w:b/>
+          <w:bCs/>
+          <w:sz w:val="24"/>
+          <w:szCs w:val="24"/>
+        </w:rPr>
+        <w:t>385 a 408, 24 preguntas</w:t>
+      </w:r>
+    </w:p>
+    <w:p>
+      <w:pPr>
+        <w:rPr>
+          <w:sz w:val="24"/>
+          <w:szCs w:val="24"/>
+        </w:rPr>
+      </w:pPr>
+      <w:r>
+        <w:rPr>
+          <w:b/>
+          <w:bCs/>
+          <w:sz w:val="24"/>
+          <w:szCs w:val="24"/>
+        </w:rPr>
+        <w:t>Tema 17</w:t>
+      </w:r>
+      <w:r>
+        <w:rPr>
+          <w:sz w:val="24"/>
+          <w:szCs w:val="24"/>
+        </w:rPr>
+        <w:t xml:space="preserve"> – Desarrollo Web (HTML, CSS, JavaScript, </w:t>
+      </w:r>
+      <w:proofErr w:type="spellStart"/>
+      <w:r>
+        <w:rPr>
+          <w:sz w:val="24"/>
+          <w:szCs w:val="24"/>
+        </w:rPr>
+        <w:t>APIs</w:t>
+      </w:r>
+      <w:proofErr w:type="spellEnd"/>
+      <w:r>
+        <w:rPr>
+          <w:sz w:val="24"/>
+          <w:szCs w:val="24"/>
+        </w:rPr>
+        <w:t xml:space="preserve">...): preguntas </w:t>
+      </w:r>
+      <w:r>
+        <w:rPr>
+          <w:b/>
+          <w:bCs/>
+          <w:sz w:val="24"/>
+          <w:szCs w:val="24"/>
+        </w:rPr>
+        <w:t>409 a 432, 24 preguntas</w:t>
+      </w:r>
+    </w:p>
+    <w:p>
+      <w:pPr>
+        <w:rPr>
+          <w:sz w:val="24"/>
+          <w:szCs w:val="24"/>
+        </w:rPr>
+      </w:pPr>
+      <w:r>
+        <w:rPr>
+          <w:b/>
+          <w:bCs/>
+          <w:sz w:val="24"/>
+          <w:szCs w:val="24"/>
+        </w:rPr>
+        <w:t>Tema 18</w:t>
+      </w:r>
+      <w:r>
+        <w:rPr>
+          <w:sz w:val="24"/>
+          <w:szCs w:val="24"/>
+        </w:rPr>
+        <w:t xml:space="preserve"> – Programación (Java, C#, patrones, POO...): preguntas </w:t>
+      </w:r>
+      <w:r>
+        <w:rPr>
+          <w:b/>
+          <w:bCs/>
+          <w:sz w:val="24"/>
+          <w:szCs w:val="24"/>
+        </w:rPr>
+        <w:t>433 a 456, 24 preguntas</w:t>
+      </w:r>
+    </w:p>
+    <w:p>
+      <w:pPr>
+        <w:rPr>
+          <w:sz w:val="24"/>
+          <w:szCs w:val="24"/>
+        </w:rPr>
+      </w:pPr>
+      <w:r>
+        <w:rPr>
+          <w:b/>
+          <w:bCs/>
+          <w:sz w:val="24"/>
+          <w:szCs w:val="24"/>
+        </w:rPr>
+        <w:t>Tema 19</w:t>
+      </w:r>
+      <w:r>
+        <w:rPr>
+          <w:sz w:val="24"/>
+          <w:szCs w:val="24"/>
+        </w:rPr>
+        <w:t xml:space="preserve"> – Arquitectura de computadores: preguntas </w:t>
+      </w:r>
+      <w:r>
+        <w:rPr>
+          <w:b/>
+          <w:bCs/>
+          <w:sz w:val="24"/>
+          <w:szCs w:val="24"/>
+        </w:rPr>
+        <w:t>457 a 480, 24 preguntas</w:t>
+      </w:r>
+    </w:p>
+    <w:p>
+      <w:pPr>
+        <w:rPr>
+          <w:b/>
+          <w:bCs/>
+          <w:sz w:val="24"/>
+          <w:szCs w:val="24"/>
+        </w:rPr>
+      </w:pPr>
+      <w:r>
+        <w:rPr>
+          <w:b/>
+          <w:bCs/>
+          <w:sz w:val="24"/>
+          <w:szCs w:val="24"/>
+        </w:rPr>
+        <w:t>Tema 20</w:t>
+      </w:r>
+      <w:r>
+        <w:rPr>
+          <w:sz w:val="24"/>
+          <w:szCs w:val="24"/>
+        </w:rPr>
+        <w:t xml:space="preserve"> – Repaso/Miscelánea de informática: preguntas </w:t>
+      </w:r>
+      <w:r>
+        <w:rPr>
+          <w:b/>
+          <w:bCs/>
+          <w:sz w:val="24"/>
+          <w:szCs w:val="24"/>
+        </w:rPr>
+        <w:t>481 a 500, 20 preguntas</w:t>
+      </w:r>
+    </w:p>
+    <w:p>
+      <w:pPr>
+        <w:rPr>
+          <w:b/>
+          <w:bCs/>
+          <w:sz w:val="24"/>
+          <w:szCs w:val="24"/>
+        </w:rPr>
+      </w:pPr>
+      <w:r>
+        <w:rPr>
+          <w:b/>
+          <w:bCs/>
+          <w:sz w:val="24"/>
+          <w:szCs w:val="24"/>
+        </w:rPr>
+        <w:br w:type="page"/>
+      </w:r>
+    </w:p>
+    <w:p>
+      <w:pPr>
+        <w:rPr>
+          <w:vanish/>
+          <w:lang w:val="eu-ES"/>
+        </w:rPr>
+      </w:pPr>
+      <w:r>
+        <w:rPr>
+          <w:vanish/>
+          <w:lang w:val="eu-ES"/>
+        </w:rPr>
+        <w:lastRenderedPageBreak/>
         <w:br w:type="page"/>
       </w:r>
     </w:p>
@@ -2103,6 +1866,17 @@
       <w:spacing w:val="5"/>
     </w:rPr>
   </w:style>
+  <w:style w:type="character" w:styleId="Fuerte">
+    <w:name w:val="Strong"/>
+    <w:basedOn w:val="Fuentedeprrafopredeter"/>
+    <w:uiPriority w:val="22"/>
+    <w:qFormat/>
+    <w:rsid w:val="005625BE"/>
+    <w:rPr>
+      <w:b/>
+      <w:bCs/>
+    </w:rPr>
+  </w:style>
 </w:styles>
 </file>
 

--- a/docs/temas preguntas especificas.docx
+++ b/docs/temas preguntas especificas.docx
@@ -1,6 +1,6 @@
 
 <file path=word/document.xml><?xml version="1.0" encoding="utf-8"?>
-<w:document xmlns:wpc="http://schemas.microsoft.com/office/word/2010/wordprocessingCanvas" xmlns:cx="http://schemas.microsoft.com/office/drawing/2014/chartex" xmlns:cx1="http://schemas.microsoft.com/office/drawing/2015/9/8/chartex" xmlns:cx2="http://schemas.microsoft.com/office/drawing/2015/10/21/chartex" xmlns:cx3="http://schemas.microsoft.com/office/drawing/2016/5/9/chartex" xmlns:cx4="http://schemas.microsoft.com/office/drawing/2016/5/10/chartex" xmlns:cx5="http://schemas.microsoft.com/office/drawing/2016/5/11/chartex" xmlns:cx6="http://schemas.microsoft.com/office/drawing/2016/5/12/chartex" xmlns:cx7="http://schemas.microsoft.com/office/drawing/2016/5/13/chartex" xmlns:cx8="http://schemas.microsoft.com/office/drawing/2016/5/14/chartex" xmlns:mc="http://schemas.openxmlformats.org/markup-compatibility/2006" xmlns:aink="http://schemas.microsoft.com/office/drawing/2016/ink" xmlns:am3d="http://schemas.microsoft.com/office/drawing/2017/model3d" xmlns:o="urn:schemas-microsoft-com:office:office" xmlns:oel="http://schemas.microsoft.com/office/2019/extlst" xmlns:r="http://schemas.openxmlformats.org/officeDocument/2006/relationships" xmlns:m="http://schemas.openxmlformats.org/officeDocument/2006/math" xmlns:v="urn:schemas-microsoft-com:vml" xmlns:wp14="http://schemas.microsoft.com/office/word/2010/wordprocessingDrawing" xmlns:wp="http://schemas.openxmlformats.org/drawingml/2006/wordprocessingDrawing" xmlns:w10="urn:schemas-microsoft-com:office:word" xmlns:w="http://schemas.openxmlformats.org/wordprocessingml/2006/main" xmlns:w14="http://schemas.microsoft.com/office/word/2010/wordml" xmlns:w15="http://schemas.microsoft.com/office/word/2012/wordml" xmlns:w16cei="http://schemas.microsoft.com/office/word/2026/wordml/cei" xmlns:w16cex="http://schemas.microsoft.com/office/word/2018/wordml/cex" xmlns:w16cid="http://schemas.microsoft.com/office/word/2016/wordml/cid" xmlns:w16="http://schemas.microsoft.com/office/word/2018/wordml" xmlns:w16du="http://schemas.microsoft.com/office/word/2023/wordml/word16du" xmlns:w16sdtdh="http://schemas.microsoft.com/office/word/2020/wordml/sdtdatahash" xmlns:w16sdtfl="http://schemas.microsoft.com/office/word/2024/wordml/sdtformatlock" xmlns:w16se="http://schemas.microsoft.com/office/word/2015/wordml/symex" xmlns:wpg="http://schemas.microsoft.com/office/word/2010/wordprocessingGroup" xmlns:wpi="http://schemas.microsoft.com/office/word/2010/wordprocessingInk" xmlns:wne="http://schemas.microsoft.com/office/word/2006/wordml" xmlns:wps="http://schemas.microsoft.com/office/word/2010/wordprocessingShape" mc:Ignorable="w14 w15 w16se w16cid w16 w16cex w16sdtdh w16sdtfl w16du wp14">
+<w:document xmlns:wpc="http://schemas.microsoft.com/office/word/2010/wordprocessingCanvas" xmlns:cx="http://schemas.microsoft.com/office/drawing/2014/chartex" xmlns:cx1="http://schemas.microsoft.com/office/drawing/2015/9/8/chartex" xmlns:cx2="http://schemas.microsoft.com/office/drawing/2015/10/21/chartex" xmlns:cx3="http://schemas.microsoft.com/office/drawing/2016/5/9/chartex" xmlns:cx4="http://schemas.microsoft.com/office/drawing/2016/5/10/chartex" xmlns:cx5="http://schemas.microsoft.com/office/drawing/2016/5/11/chartex" xmlns:cx6="http://schemas.microsoft.com/office/drawing/2016/5/12/chartex" xmlns:cx7="http://schemas.microsoft.com/office/drawing/2016/5/13/chartex" xmlns:cx8="http://schemas.microsoft.com/office/drawing/2016/5/14/chartex" xmlns:mc="http://schemas.openxmlformats.org/markup-compatibility/2006" xmlns:aink="http://schemas.microsoft.com/office/drawing/2016/ink" xmlns:am3d="http://schemas.microsoft.com/office/drawing/2017/model3d" xmlns:o="urn:schemas-microsoft-com:office:office" xmlns:oel="http://schemas.microsoft.com/office/2019/extlst" xmlns:r="http://schemas.openxmlformats.org/officeDocument/2006/relationships" xmlns:m="http://schemas.openxmlformats.org/officeDocument/2006/math" xmlns:v="urn:schemas-microsoft-com:vml" xmlns:wp14="http://schemas.microsoft.com/office/word/2010/wordprocessingDrawing" xmlns:wp="http://schemas.openxmlformats.org/drawingml/2006/wordprocessingDrawing" xmlns:w10="urn:schemas-microsoft-com:office:word" xmlns:w="http://schemas.openxmlformats.org/wordprocessingml/2006/main" xmlns:w14="http://schemas.microsoft.com/office/word/2010/wordml" xmlns:w15="http://schemas.microsoft.com/office/word/2012/wordml" xmlns:w16cex="http://schemas.microsoft.com/office/word/2018/wordml/cex" xmlns:w16cid="http://schemas.microsoft.com/office/word/2016/wordml/cid" xmlns:w16="http://schemas.microsoft.com/office/word/2018/wordml" xmlns:w16du="http://schemas.microsoft.com/office/word/2023/wordml/word16du" xmlns:w16sdtdh="http://schemas.microsoft.com/office/word/2020/wordml/sdtdatahash" xmlns:w16sdtfl="http://schemas.microsoft.com/office/word/2024/wordml/sdtformatlock" xmlns:w16se="http://schemas.microsoft.com/office/word/2015/wordml/symex" xmlns:wpg="http://schemas.microsoft.com/office/word/2010/wordprocessingGroup" xmlns:wpi="http://schemas.microsoft.com/office/word/2010/wordprocessingInk" xmlns:wne="http://schemas.microsoft.com/office/word/2006/wordml" xmlns:wps="http://schemas.microsoft.com/office/word/2010/wordprocessingShape" mc:Ignorable="w14 w15 w16se w16cid w16 w16cex w16sdtdh w16sdtfl w16du wp14">
   <w:body>
     <w:p>
       <w:pPr>
@@ -56,39 +56,7 @@
           <w:sz w:val="24"/>
           <w:szCs w:val="24"/>
         </w:rPr>
-        <w:t xml:space="preserve"> – Redes de comunicaciones (Ethernet, LAN/WAN, </w:t>
-      </w:r>
-      <w:proofErr w:type="spellStart"/>
-      <w:r>
-        <w:rPr>
-          <w:sz w:val="24"/>
-          <w:szCs w:val="24"/>
-        </w:rPr>
-        <w:t>WiFi</w:t>
-      </w:r>
-      <w:proofErr w:type="spellEnd"/>
-      <w:r>
-        <w:rPr>
-          <w:sz w:val="24"/>
-          <w:szCs w:val="24"/>
-        </w:rPr>
-        <w:t xml:space="preserve">, TCP/IP, IPv4/IPv6, </w:t>
-      </w:r>
-      <w:proofErr w:type="spellStart"/>
-      <w:r>
-        <w:rPr>
-          <w:sz w:val="24"/>
-          <w:szCs w:val="24"/>
-        </w:rPr>
-        <w:t>routing</w:t>
-      </w:r>
-      <w:proofErr w:type="spellEnd"/>
-      <w:r>
-        <w:rPr>
-          <w:sz w:val="24"/>
-          <w:szCs w:val="24"/>
-        </w:rPr>
-        <w:t xml:space="preserve">, VLAN, NAT, ARP, ICMP...): preguntas </w:t>
+        <w:t xml:space="preserve"> – Redes de comunicaciones (Ethernet, LAN/WAN, WiFi, TCP/IP, IPv4/IPv6, routing, VLAN, NAT, ARP, ICMP...): preguntas </w:t>
       </w:r>
       <w:r>
         <w:rPr>
@@ -319,39 +287,7 @@
           <w:sz w:val="24"/>
           <w:szCs w:val="24"/>
         </w:rPr>
-        <w:t xml:space="preserve"> – Business </w:t>
-      </w:r>
-      <w:proofErr w:type="spellStart"/>
-      <w:r>
-        <w:rPr>
-          <w:sz w:val="24"/>
-          <w:szCs w:val="24"/>
-        </w:rPr>
-        <w:t>Intelligence</w:t>
-      </w:r>
-      <w:proofErr w:type="spellEnd"/>
-      <w:r>
-        <w:rPr>
-          <w:sz w:val="24"/>
-          <w:szCs w:val="24"/>
-        </w:rPr>
-        <w:t xml:space="preserve">, Data </w:t>
-      </w:r>
-      <w:proofErr w:type="spellStart"/>
-      <w:r>
-        <w:rPr>
-          <w:sz w:val="24"/>
-          <w:szCs w:val="24"/>
-        </w:rPr>
-        <w:t>Warehouse</w:t>
-      </w:r>
-      <w:proofErr w:type="spellEnd"/>
-      <w:r>
-        <w:rPr>
-          <w:sz w:val="24"/>
-          <w:szCs w:val="24"/>
-        </w:rPr>
-        <w:t xml:space="preserve"> y Big Data: preguntas </w:t>
+        <w:t xml:space="preserve"> – Business Intelligence, Data Warehouse y Big Data: preguntas </w:t>
       </w:r>
       <w:r>
         <w:rPr>
@@ -384,23 +320,28 @@
           <w:sz w:val="24"/>
           <w:szCs w:val="24"/>
         </w:rPr>
-        <w:t xml:space="preserve"> – Inteligencia Artificial y Machine </w:t>
-      </w:r>
-      <w:proofErr w:type="spellStart"/>
-      <w:r>
-        <w:rPr>
-          <w:sz w:val="24"/>
-          <w:szCs w:val="24"/>
-        </w:rPr>
-        <w:t>Learning</w:t>
-      </w:r>
-      <w:proofErr w:type="spellEnd"/>
-      <w:r>
-        <w:rPr>
-          <w:sz w:val="24"/>
-          <w:szCs w:val="24"/>
-        </w:rPr>
-        <w:t xml:space="preserve">: preguntas </w:t>
+        <w:t xml:space="preserve"> – </w:t>
+      </w:r>
+      <w:r>
+        <w:rPr>
+          <w:sz w:val="24"/>
+          <w:szCs w:val="24"/>
+        </w:rPr>
+        <w:t>Firma electrónica, certificados y servicios de confianza — Ley 6/2020 / eIDAS</w:t>
+      </w:r>
+      <w:r>
+        <w:rPr>
+          <w:sz w:val="24"/>
+          <w:szCs w:val="24"/>
+        </w:rPr>
+        <w:t xml:space="preserve">: </w:t>
+      </w:r>
+      <w:r>
+        <w:rPr>
+          <w:sz w:val="24"/>
+          <w:szCs w:val="24"/>
+        </w:rPr>
+        <w:t xml:space="preserve">preguntas </w:t>
       </w:r>
       <w:r>
         <w:rPr>
@@ -433,7 +374,21 @@
           <w:sz w:val="24"/>
           <w:szCs w:val="24"/>
         </w:rPr>
-        <w:t xml:space="preserve"> – Sistemas Operativos: preguntas </w:t>
+        <w:t xml:space="preserve"> – </w:t>
+      </w:r>
+      <w:r>
+        <w:rPr>
+          <w:sz w:val="24"/>
+          <w:szCs w:val="24"/>
+        </w:rPr>
+        <w:t>Protección de datos — RGPD y LOPDGDD</w:t>
+      </w:r>
+      <w:r>
+        <w:rPr>
+          <w:sz w:val="24"/>
+          <w:szCs w:val="24"/>
+        </w:rPr>
+        <w:t xml:space="preserve">: preguntas </w:t>
       </w:r>
       <w:r>
         <w:rPr>
@@ -466,16 +421,73 @@
           <w:sz w:val="24"/>
           <w:szCs w:val="24"/>
         </w:rPr>
-        <w:t xml:space="preserve"> – Administración Linux: preguntas </w:t>
-      </w:r>
-      <w:r>
-        <w:rPr>
-          <w:b/>
-          <w:bCs/>
-          <w:sz w:val="24"/>
-          <w:szCs w:val="24"/>
-        </w:rPr>
-        <w:t>289 a 312, 24 preguntas</w:t>
+        <w:t xml:space="preserve"> – </w:t>
+      </w:r>
+      <w:r>
+        <w:rPr>
+          <w:sz w:val="24"/>
+          <w:szCs w:val="24"/>
+        </w:rPr>
+        <w:t>ENS y seguridad de la información</w:t>
+      </w:r>
+      <w:r>
+        <w:rPr>
+          <w:sz w:val="24"/>
+          <w:szCs w:val="24"/>
+        </w:rPr>
+        <w:t xml:space="preserve">: </w:t>
+      </w:r>
+      <w:r>
+        <w:rPr>
+          <w:sz w:val="24"/>
+          <w:szCs w:val="24"/>
+        </w:rPr>
+        <w:t xml:space="preserve">preguntas </w:t>
+      </w:r>
+      <w:r>
+        <w:rPr>
+          <w:b/>
+          <w:bCs/>
+          <w:sz w:val="24"/>
+          <w:szCs w:val="24"/>
+        </w:rPr>
+        <w:t>289 a 3</w:t>
+      </w:r>
+      <w:r>
+        <w:rPr>
+          <w:b/>
+          <w:bCs/>
+          <w:sz w:val="24"/>
+          <w:szCs w:val="24"/>
+        </w:rPr>
+        <w:t>09</w:t>
+      </w:r>
+      <w:r>
+        <w:rPr>
+          <w:b/>
+          <w:bCs/>
+          <w:sz w:val="24"/>
+          <w:szCs w:val="24"/>
+        </w:rPr>
+        <w:t>, 2</w:t>
+      </w:r>
+      <w:r>
+        <w:rPr>
+          <w:b/>
+          <w:bCs/>
+          <w:sz w:val="24"/>
+          <w:szCs w:val="24"/>
+        </w:rPr>
+        <w:t>1</w:t>
+      </w:r>
+      <w:r>
+        <w:rPr>
+          <w:b/>
+          <w:bCs/>
+          <w:sz w:val="24"/>
+          <w:szCs w:val="24"/>
+        </w:rPr>
+        <w:t xml:space="preserve"> preguntas</w:t>
       </w:r>
     </w:p>
     <w:p>
@@ -499,16 +511,84 @@
           <w:sz w:val="24"/>
           <w:szCs w:val="24"/>
         </w:rPr>
-        <w:t xml:space="preserve"> – Administración Windows Server: preguntas </w:t>
-      </w:r>
-      <w:r>
-        <w:rPr>
-          <w:b/>
-          <w:bCs/>
-          <w:sz w:val="24"/>
-          <w:szCs w:val="24"/>
-        </w:rPr>
-        <w:t>313 a 336, 24 preguntas</w:t>
+        <w:t xml:space="preserve"> – </w:t>
+      </w:r>
+      <w:r>
+        <w:rPr>
+          <w:sz w:val="24"/>
+          <w:szCs w:val="24"/>
+        </w:rPr>
+        <w:t>Criptografía y PKI</w:t>
+      </w:r>
+      <w:r>
+        <w:rPr>
+          <w:sz w:val="24"/>
+          <w:szCs w:val="24"/>
+        </w:rPr>
+        <w:t xml:space="preserve">: preguntas </w:t>
+      </w:r>
+      <w:r>
+        <w:rPr>
+          <w:b/>
+          <w:bCs/>
+          <w:sz w:val="24"/>
+          <w:szCs w:val="24"/>
+        </w:rPr>
+        <w:t>31</w:t>
+      </w:r>
+      <w:r>
+        <w:rPr>
+          <w:b/>
+          <w:bCs/>
+          <w:sz w:val="24"/>
+          <w:szCs w:val="24"/>
+        </w:rPr>
+        <w:t>0</w:t>
+      </w:r>
+      <w:r>
+        <w:rPr>
+          <w:b/>
+          <w:bCs/>
+          <w:sz w:val="24"/>
+          <w:szCs w:val="24"/>
+        </w:rPr>
+        <w:t xml:space="preserve"> a 3</w:t>
+      </w:r>
+      <w:r>
+        <w:rPr>
+          <w:b/>
+          <w:bCs/>
+          <w:sz w:val="24"/>
+          <w:szCs w:val="24"/>
+        </w:rPr>
+        <w:t>29</w:t>
+      </w:r>
+      <w:r>
+        <w:rPr>
+          <w:b/>
+          <w:bCs/>
+          <w:sz w:val="24"/>
+          <w:szCs w:val="24"/>
+        </w:rPr>
+        <w:t>, 2</w:t>
+      </w:r>
+      <w:r>
+        <w:rPr>
+          <w:b/>
+          <w:bCs/>
+          <w:sz w:val="24"/>
+          <w:szCs w:val="24"/>
+        </w:rPr>
+        <w:t>0</w:t>
+      </w:r>
+      <w:r>
+        <w:rPr>
+          <w:b/>
+          <w:bCs/>
+          <w:sz w:val="24"/>
+          <w:szCs w:val="24"/>
+        </w:rPr>
+        <w:t xml:space="preserve"> preguntas</w:t>
       </w:r>
     </w:p>
     <w:p>
@@ -532,16 +612,91 @@
           <w:sz w:val="24"/>
           <w:szCs w:val="24"/>
         </w:rPr>
-        <w:t xml:space="preserve"> – Virtualización y Cloud Computing: preguntas </w:t>
-      </w:r>
-      <w:r>
-        <w:rPr>
-          <w:b/>
-          <w:bCs/>
-          <w:sz w:val="24"/>
-          <w:szCs w:val="24"/>
-        </w:rPr>
-        <w:t>337 a 360, 24 preguntas</w:t>
+        <w:t xml:space="preserve"> – </w:t>
+      </w:r>
+      <w:r>
+        <w:rPr>
+          <w:sz w:val="24"/>
+          <w:szCs w:val="24"/>
+        </w:rPr>
+        <w:t>Ciberseguridad y gestión de riesgos</w:t>
+      </w:r>
+      <w:r>
+        <w:rPr>
+          <w:sz w:val="24"/>
+          <w:szCs w:val="24"/>
+        </w:rPr>
+        <w:t xml:space="preserve">: </w:t>
+      </w:r>
+      <w:r>
+        <w:rPr>
+          <w:sz w:val="24"/>
+          <w:szCs w:val="24"/>
+        </w:rPr>
+        <w:t xml:space="preserve">preguntas </w:t>
+      </w:r>
+      <w:r>
+        <w:rPr>
+          <w:b/>
+          <w:bCs/>
+          <w:sz w:val="24"/>
+          <w:szCs w:val="24"/>
+        </w:rPr>
+        <w:t>33</w:t>
+      </w:r>
+      <w:r>
+        <w:rPr>
+          <w:b/>
+          <w:bCs/>
+          <w:sz w:val="24"/>
+          <w:szCs w:val="24"/>
+        </w:rPr>
+        <w:t>0</w:t>
+      </w:r>
+      <w:r>
+        <w:rPr>
+          <w:b/>
+          <w:bCs/>
+          <w:sz w:val="24"/>
+          <w:szCs w:val="24"/>
+        </w:rPr>
+        <w:t xml:space="preserve"> a 3</w:t>
+      </w:r>
+      <w:r>
+        <w:rPr>
+          <w:b/>
+          <w:bCs/>
+          <w:sz w:val="24"/>
+          <w:szCs w:val="24"/>
+        </w:rPr>
+        <w:t>57</w:t>
+      </w:r>
+      <w:r>
+        <w:rPr>
+          <w:b/>
+          <w:bCs/>
+          <w:sz w:val="24"/>
+          <w:szCs w:val="24"/>
+        </w:rPr>
+        <w:t>, 2</w:t>
+      </w:r>
+      <w:r>
+        <w:rPr>
+          <w:b/>
+          <w:bCs/>
+          <w:sz w:val="24"/>
+          <w:szCs w:val="24"/>
+        </w:rPr>
+        <w:t>8</w:t>
+      </w:r>
+      <w:r>
+        <w:rPr>
+          <w:b/>
+          <w:bCs/>
+          <w:sz w:val="24"/>
+          <w:szCs w:val="24"/>
+        </w:rPr>
+        <w:t xml:space="preserve"> preguntas</w:t>
       </w:r>
     </w:p>
     <w:p>
@@ -565,16 +720,84 @@
           <w:sz w:val="24"/>
           <w:szCs w:val="24"/>
         </w:rPr>
-        <w:t xml:space="preserve"> – Seguridad Informática y Criptografía: preguntas </w:t>
-      </w:r>
-      <w:r>
-        <w:rPr>
-          <w:b/>
-          <w:bCs/>
-          <w:sz w:val="24"/>
-          <w:szCs w:val="24"/>
-        </w:rPr>
-        <w:t>361 a 384, 24 preguntas</w:t>
+        <w:t xml:space="preserve"> – </w:t>
+      </w:r>
+      <w:r>
+        <w:rPr>
+          <w:sz w:val="24"/>
+          <w:szCs w:val="24"/>
+        </w:rPr>
+        <w:t>SOA, microservicios y arquitecturas</w:t>
+      </w:r>
+      <w:r>
+        <w:rPr>
+          <w:sz w:val="24"/>
+          <w:szCs w:val="24"/>
+        </w:rPr>
+        <w:t xml:space="preserve">: preguntas </w:t>
+      </w:r>
+      <w:r>
+        <w:rPr>
+          <w:b/>
+          <w:bCs/>
+          <w:sz w:val="24"/>
+          <w:szCs w:val="24"/>
+        </w:rPr>
+        <w:t>3</w:t>
+      </w:r>
+      <w:r>
+        <w:rPr>
+          <w:b/>
+          <w:bCs/>
+          <w:sz w:val="24"/>
+          <w:szCs w:val="24"/>
+        </w:rPr>
+        <w:t>58</w:t>
+      </w:r>
+      <w:r>
+        <w:rPr>
+          <w:b/>
+          <w:bCs/>
+          <w:sz w:val="24"/>
+          <w:szCs w:val="24"/>
+        </w:rPr>
+        <w:t xml:space="preserve"> a 38</w:t>
+      </w:r>
+      <w:r>
+        <w:rPr>
+          <w:b/>
+          <w:bCs/>
+          <w:sz w:val="24"/>
+          <w:szCs w:val="24"/>
+        </w:rPr>
+        <w:t>0</w:t>
+      </w:r>
+      <w:r>
+        <w:rPr>
+          <w:b/>
+          <w:bCs/>
+          <w:sz w:val="24"/>
+          <w:szCs w:val="24"/>
+        </w:rPr>
+        <w:t>, 2</w:t>
+      </w:r>
+      <w:r>
+        <w:rPr>
+          <w:b/>
+          <w:bCs/>
+          <w:sz w:val="24"/>
+          <w:szCs w:val="24"/>
+        </w:rPr>
+        <w:t xml:space="preserve">3 </w:t>
+      </w:r>
+      <w:r>
+        <w:rPr>
+          <w:b/>
+          <w:bCs/>
+          <w:sz w:val="24"/>
+          <w:szCs w:val="24"/>
+        </w:rPr>
+        <w:t>preguntas</w:t>
       </w:r>
     </w:p>
     <w:p>
@@ -598,16 +821,91 @@
           <w:sz w:val="24"/>
           <w:szCs w:val="24"/>
         </w:rPr>
-        <w:t xml:space="preserve"> – Protección de Datos, ENS, RGPD y Legislación TIC: preguntas </w:t>
-      </w:r>
-      <w:r>
-        <w:rPr>
-          <w:b/>
-          <w:bCs/>
-          <w:sz w:val="24"/>
-          <w:szCs w:val="24"/>
-        </w:rPr>
-        <w:t>385 a 408, 24 preguntas</w:t>
+        <w:t xml:space="preserve"> – </w:t>
+      </w:r>
+      <w:r>
+        <w:rPr>
+          <w:sz w:val="24"/>
+          <w:szCs w:val="24"/>
+        </w:rPr>
+        <w:t>Cloud computing y virtualización</w:t>
+      </w:r>
+      <w:r>
+        <w:rPr>
+          <w:sz w:val="24"/>
+          <w:szCs w:val="24"/>
+        </w:rPr>
+        <w:t xml:space="preserve">: </w:t>
+      </w:r>
+      <w:r>
+        <w:rPr>
+          <w:sz w:val="24"/>
+          <w:szCs w:val="24"/>
+        </w:rPr>
+        <w:t xml:space="preserve">preguntas </w:t>
+      </w:r>
+      <w:r>
+        <w:rPr>
+          <w:b/>
+          <w:bCs/>
+          <w:sz w:val="24"/>
+          <w:szCs w:val="24"/>
+        </w:rPr>
+        <w:t>38</w:t>
+      </w:r>
+      <w:r>
+        <w:rPr>
+          <w:b/>
+          <w:bCs/>
+          <w:sz w:val="24"/>
+          <w:szCs w:val="24"/>
+        </w:rPr>
+        <w:t>1</w:t>
+      </w:r>
+      <w:r>
+        <w:rPr>
+          <w:b/>
+          <w:bCs/>
+          <w:sz w:val="24"/>
+          <w:szCs w:val="24"/>
+        </w:rPr>
+        <w:t xml:space="preserve"> a 40</w:t>
+      </w:r>
+      <w:r>
+        <w:rPr>
+          <w:b/>
+          <w:bCs/>
+          <w:sz w:val="24"/>
+          <w:szCs w:val="24"/>
+        </w:rPr>
+        <w:t>5</w:t>
+      </w:r>
+      <w:r>
+        <w:rPr>
+          <w:b/>
+          <w:bCs/>
+          <w:sz w:val="24"/>
+          <w:szCs w:val="24"/>
+        </w:rPr>
+        <w:t>, 2</w:t>
+      </w:r>
+      <w:r>
+        <w:rPr>
+          <w:b/>
+          <w:bCs/>
+          <w:sz w:val="24"/>
+          <w:szCs w:val="24"/>
+        </w:rPr>
+        <w:t>5</w:t>
+      </w:r>
+      <w:r>
+        <w:rPr>
+          <w:b/>
+          <w:bCs/>
+          <w:sz w:val="24"/>
+          <w:szCs w:val="24"/>
+        </w:rPr>
+        <w:t xml:space="preserve"> preguntas</w:t>
       </w:r>
     </w:p>
     <w:p>
@@ -631,32 +929,91 @@
           <w:sz w:val="24"/>
           <w:szCs w:val="24"/>
         </w:rPr>
-        <w:t xml:space="preserve"> – Desarrollo Web (HTML, CSS, JavaScript, </w:t>
-      </w:r>
-      <w:proofErr w:type="spellStart"/>
-      <w:r>
-        <w:rPr>
-          <w:sz w:val="24"/>
-          <w:szCs w:val="24"/>
-        </w:rPr>
-        <w:t>APIs</w:t>
-      </w:r>
-      <w:proofErr w:type="spellEnd"/>
-      <w:r>
-        <w:rPr>
-          <w:sz w:val="24"/>
-          <w:szCs w:val="24"/>
-        </w:rPr>
-        <w:t xml:space="preserve">...): preguntas </w:t>
-      </w:r>
-      <w:r>
-        <w:rPr>
-          <w:b/>
-          <w:bCs/>
-          <w:sz w:val="24"/>
-          <w:szCs w:val="24"/>
-        </w:rPr>
-        <w:t>409 a 432, 24 preguntas</w:t>
+        <w:t xml:space="preserve"> – </w:t>
+      </w:r>
+      <w:r>
+        <w:rPr>
+          <w:sz w:val="24"/>
+          <w:szCs w:val="24"/>
+        </w:rPr>
+        <w:t>Ciberseguridad aplicada</w:t>
+      </w:r>
+      <w:r>
+        <w:rPr>
+          <w:sz w:val="24"/>
+          <w:szCs w:val="24"/>
+        </w:rPr>
+        <w:t xml:space="preserve">: </w:t>
+      </w:r>
+      <w:r>
+        <w:rPr>
+          <w:sz w:val="24"/>
+          <w:szCs w:val="24"/>
+        </w:rPr>
+        <w:t xml:space="preserve">preguntas </w:t>
+      </w:r>
+      <w:r>
+        <w:rPr>
+          <w:b/>
+          <w:bCs/>
+          <w:sz w:val="24"/>
+          <w:szCs w:val="24"/>
+        </w:rPr>
+        <w:t>40</w:t>
+      </w:r>
+      <w:r>
+        <w:rPr>
+          <w:b/>
+          <w:bCs/>
+          <w:sz w:val="24"/>
+          <w:szCs w:val="24"/>
+        </w:rPr>
+        <w:t>6</w:t>
+      </w:r>
+      <w:r>
+        <w:rPr>
+          <w:b/>
+          <w:bCs/>
+          <w:sz w:val="24"/>
+          <w:szCs w:val="24"/>
+        </w:rPr>
+        <w:t xml:space="preserve"> a 4</w:t>
+      </w:r>
+      <w:r>
+        <w:rPr>
+          <w:b/>
+          <w:bCs/>
+          <w:sz w:val="24"/>
+          <w:szCs w:val="24"/>
+        </w:rPr>
+        <w:t>27</w:t>
+      </w:r>
+      <w:r>
+        <w:rPr>
+          <w:b/>
+          <w:bCs/>
+          <w:sz w:val="24"/>
+          <w:szCs w:val="24"/>
+        </w:rPr>
+        <w:t>, 2</w:t>
+      </w:r>
+      <w:r>
+        <w:rPr>
+          <w:b/>
+          <w:bCs/>
+          <w:sz w:val="24"/>
+          <w:szCs w:val="24"/>
+        </w:rPr>
+        <w:t>2</w:t>
+      </w:r>
+      <w:r>
+        <w:rPr>
+          <w:b/>
+          <w:bCs/>
+          <w:sz w:val="24"/>
+          <w:szCs w:val="24"/>
+        </w:rPr>
+        <w:t xml:space="preserve"> preguntas</w:t>
       </w:r>
     </w:p>
     <w:p>
@@ -680,16 +1037,91 @@
           <w:sz w:val="24"/>
           <w:szCs w:val="24"/>
         </w:rPr>
-        <w:t xml:space="preserve"> – Programación (Java, C#, patrones, POO...): preguntas </w:t>
-      </w:r>
-      <w:r>
-        <w:rPr>
-          <w:b/>
-          <w:bCs/>
-          <w:sz w:val="24"/>
-          <w:szCs w:val="24"/>
-        </w:rPr>
-        <w:t>433 a 456, 24 preguntas</w:t>
+        <w:t xml:space="preserve"> – </w:t>
+      </w:r>
+      <w:r>
+        <w:rPr>
+          <w:sz w:val="24"/>
+          <w:szCs w:val="24"/>
+        </w:rPr>
+        <w:t>Big Data y ecosistemas de datos</w:t>
+      </w:r>
+      <w:r>
+        <w:rPr>
+          <w:sz w:val="24"/>
+          <w:szCs w:val="24"/>
+        </w:rPr>
+        <w:t xml:space="preserve">: </w:t>
+      </w:r>
+      <w:r>
+        <w:rPr>
+          <w:sz w:val="24"/>
+          <w:szCs w:val="24"/>
+        </w:rPr>
+        <w:t xml:space="preserve">preguntas </w:t>
+      </w:r>
+      <w:r>
+        <w:rPr>
+          <w:b/>
+          <w:bCs/>
+          <w:sz w:val="24"/>
+          <w:szCs w:val="24"/>
+        </w:rPr>
+        <w:t>4</w:t>
+      </w:r>
+      <w:r>
+        <w:rPr>
+          <w:b/>
+          <w:bCs/>
+          <w:sz w:val="24"/>
+          <w:szCs w:val="24"/>
+        </w:rPr>
+        <w:t>28</w:t>
+      </w:r>
+      <w:r>
+        <w:rPr>
+          <w:b/>
+          <w:bCs/>
+          <w:sz w:val="24"/>
+          <w:szCs w:val="24"/>
+        </w:rPr>
+        <w:t xml:space="preserve"> a 45</w:t>
+      </w:r>
+      <w:r>
+        <w:rPr>
+          <w:b/>
+          <w:bCs/>
+          <w:sz w:val="24"/>
+          <w:szCs w:val="24"/>
+        </w:rPr>
+        <w:t>0</w:t>
+      </w:r>
+      <w:r>
+        <w:rPr>
+          <w:b/>
+          <w:bCs/>
+          <w:sz w:val="24"/>
+          <w:szCs w:val="24"/>
+        </w:rPr>
+        <w:t>, 2</w:t>
+      </w:r>
+      <w:r>
+        <w:rPr>
+          <w:b/>
+          <w:bCs/>
+          <w:sz w:val="24"/>
+          <w:szCs w:val="24"/>
+        </w:rPr>
+        <w:t>3</w:t>
+      </w:r>
+      <w:r>
+        <w:rPr>
+          <w:b/>
+          <w:bCs/>
+          <w:sz w:val="24"/>
+          <w:szCs w:val="24"/>
+        </w:rPr>
+        <w:t xml:space="preserve"> preguntas</w:t>
       </w:r>
     </w:p>
     <w:p>
@@ -713,16 +1145,84 @@
           <w:sz w:val="24"/>
           <w:szCs w:val="24"/>
         </w:rPr>
-        <w:t xml:space="preserve"> – Arquitectura de computadores: preguntas </w:t>
-      </w:r>
-      <w:r>
-        <w:rPr>
-          <w:b/>
-          <w:bCs/>
-          <w:sz w:val="24"/>
-          <w:szCs w:val="24"/>
-        </w:rPr>
-        <w:t>457 a 480, 24 preguntas</w:t>
+        <w:t xml:space="preserve"> – </w:t>
+      </w:r>
+      <w:r>
+        <w:rPr>
+          <w:sz w:val="24"/>
+          <w:szCs w:val="24"/>
+        </w:rPr>
+        <w:t>Caso Osanet / sistemas Osakidetza</w:t>
+      </w:r>
+      <w:r>
+        <w:rPr>
+          <w:sz w:val="24"/>
+          <w:szCs w:val="24"/>
+        </w:rPr>
+        <w:t xml:space="preserve">: preguntas </w:t>
+      </w:r>
+      <w:r>
+        <w:rPr>
+          <w:b/>
+          <w:bCs/>
+          <w:sz w:val="24"/>
+          <w:szCs w:val="24"/>
+        </w:rPr>
+        <w:t>45</w:t>
+      </w:r>
+      <w:r>
+        <w:rPr>
+          <w:b/>
+          <w:bCs/>
+          <w:sz w:val="24"/>
+          <w:szCs w:val="24"/>
+        </w:rPr>
+        <w:t>1</w:t>
+      </w:r>
+      <w:r>
+        <w:rPr>
+          <w:b/>
+          <w:bCs/>
+          <w:sz w:val="24"/>
+          <w:szCs w:val="24"/>
+        </w:rPr>
+        <w:t xml:space="preserve"> a 4</w:t>
+      </w:r>
+      <w:r>
+        <w:rPr>
+          <w:b/>
+          <w:bCs/>
+          <w:sz w:val="24"/>
+          <w:szCs w:val="24"/>
+        </w:rPr>
+        <w:t>75</w:t>
+      </w:r>
+      <w:r>
+        <w:rPr>
+          <w:b/>
+          <w:bCs/>
+          <w:sz w:val="24"/>
+          <w:szCs w:val="24"/>
+        </w:rPr>
+        <w:t>, 2</w:t>
+      </w:r>
+      <w:r>
+        <w:rPr>
+          <w:b/>
+          <w:bCs/>
+          <w:sz w:val="24"/>
+          <w:szCs w:val="24"/>
+        </w:rPr>
+        <w:t>5</w:t>
+      </w:r>
+      <w:r>
+        <w:rPr>
+          <w:b/>
+          <w:bCs/>
+          <w:sz w:val="24"/>
+          <w:szCs w:val="24"/>
+        </w:rPr>
+        <w:t xml:space="preserve"> preguntas</w:t>
       </w:r>
     </w:p>
     <w:p>
@@ -748,16 +1248,66 @@
           <w:sz w:val="24"/>
           <w:szCs w:val="24"/>
         </w:rPr>
-        <w:t xml:space="preserve"> – Repaso/Miscelánea de informática: preguntas </w:t>
-      </w:r>
-      <w:r>
-        <w:rPr>
-          <w:b/>
-          <w:bCs/>
-          <w:sz w:val="24"/>
-          <w:szCs w:val="24"/>
-        </w:rPr>
-        <w:t>481 a 500, 20 preguntas</w:t>
+        <w:t xml:space="preserve"> – </w:t>
+      </w:r>
+      <w:r>
+        <w:rPr>
+          <w:sz w:val="24"/>
+          <w:szCs w:val="24"/>
+        </w:rPr>
+        <w:t>Ejercicios prácticos y miscelánea</w:t>
+      </w:r>
+      <w:r>
+        <w:rPr>
+          <w:sz w:val="24"/>
+          <w:szCs w:val="24"/>
+        </w:rPr>
+        <w:t xml:space="preserve">: preguntas </w:t>
+      </w:r>
+      <w:r>
+        <w:rPr>
+          <w:b/>
+          <w:bCs/>
+          <w:sz w:val="24"/>
+          <w:szCs w:val="24"/>
+        </w:rPr>
+        <w:t>4</w:t>
+      </w:r>
+      <w:r>
+        <w:rPr>
+          <w:b/>
+          <w:bCs/>
+          <w:sz w:val="24"/>
+          <w:szCs w:val="24"/>
+        </w:rPr>
+        <w:t>76</w:t>
+      </w:r>
+      <w:r>
+        <w:rPr>
+          <w:b/>
+          <w:bCs/>
+          <w:sz w:val="24"/>
+          <w:szCs w:val="24"/>
+        </w:rPr>
+        <w:t xml:space="preserve"> a 500, 2</w:t>
+      </w:r>
+      <w:r>
+        <w:rPr>
+          <w:b/>
+          <w:bCs/>
+          <w:sz w:val="24"/>
+          <w:szCs w:val="24"/>
+        </w:rPr>
+        <w:t>5</w:t>
+      </w:r>
+      <w:r>
+        <w:rPr>
+          <w:b/>
+          <w:bCs/>
+          <w:sz w:val="24"/>
+          <w:szCs w:val="24"/>
+        </w:rPr>
+        <w:t xml:space="preserve"> preguntas</w:t>
       </w:r>
     </w:p>
     <w:p>
